--- a/docs/Пояснительная_записка.docx
+++ b/docs/Пояснительная_записка.docx
@@ -405,7 +405,7 @@
           <w:r>
             <w:fldChar w:fldCharType="separate"/>
           </w:r>
-          <w:hyperlink w:anchor="_Toc242491528" w:history="1">
+          <w:hyperlink w:anchor="_Toc242495134" w:history="1">
             <w:r>
               <w:rPr>
                 <w:rStyle w:val="af4"/>
@@ -432,7 +432,7 @@
                 <w:noProof/>
                 <w:webHidden/>
               </w:rPr>
-              <w:instrText xml:space="preserve"> PAGEREF _Toc242491528 \h </w:instrText>
+              <w:instrText xml:space="preserve"> PAGEREF _Toc242495134 \h </w:instrText>
             </w:r>
             <w:r>
               <w:rPr>
@@ -479,7 +479,7 @@
               <w14:ligatures w14:val="standardContextual"/>
             </w:rPr>
           </w:pPr>
-          <w:hyperlink w:anchor="_Toc242491529" w:history="1">
+          <w:hyperlink w:anchor="_Toc242495135" w:history="1">
             <w:r>
               <w:rPr>
                 <w:rStyle w:val="af4"/>
@@ -506,7 +506,7 @@
                 <w:noProof/>
                 <w:webHidden/>
               </w:rPr>
-              <w:instrText xml:space="preserve"> PAGEREF _Toc242491529 \h </w:instrText>
+              <w:instrText xml:space="preserve"> PAGEREF _Toc242495135 \h </w:instrText>
             </w:r>
             <w:r>
               <w:rPr>
@@ -553,7 +553,7 @@
               <w14:ligatures w14:val="standardContextual"/>
             </w:rPr>
           </w:pPr>
-          <w:hyperlink w:anchor="_Toc242491530" w:history="1">
+          <w:hyperlink w:anchor="_Toc242495136" w:history="1">
             <w:r>
               <w:rPr>
                 <w:rStyle w:val="af4"/>
@@ -580,7 +580,7 @@
                 <w:noProof/>
                 <w:webHidden/>
               </w:rPr>
-              <w:instrText xml:space="preserve"> PAGEREF _Toc242491530 \h </w:instrText>
+              <w:instrText xml:space="preserve"> PAGEREF _Toc242495136 \h </w:instrText>
             </w:r>
             <w:r>
               <w:rPr>
@@ -627,7 +627,7 @@
               <w14:ligatures w14:val="standardContextual"/>
             </w:rPr>
           </w:pPr>
-          <w:hyperlink w:anchor="_Toc242491531" w:history="1">
+          <w:hyperlink w:anchor="_Toc242495137" w:history="1">
             <w:r>
               <w:rPr>
                 <w:rStyle w:val="af4"/>
@@ -654,7 +654,7 @@
                 <w:noProof/>
                 <w:webHidden/>
               </w:rPr>
-              <w:instrText xml:space="preserve"> PAGEREF _Toc242491531 \h </w:instrText>
+              <w:instrText xml:space="preserve"> PAGEREF _Toc242495137 \h </w:instrText>
             </w:r>
             <w:r>
               <w:rPr>
@@ -701,7 +701,7 @@
               <w14:ligatures w14:val="standardContextual"/>
             </w:rPr>
           </w:pPr>
-          <w:hyperlink w:anchor="_Toc242491532" w:history="1">
+          <w:hyperlink w:anchor="_Toc242495138" w:history="1">
             <w:r>
               <w:rPr>
                 <w:rStyle w:val="af4"/>
@@ -728,7 +728,7 @@
                 <w:noProof/>
                 <w:webHidden/>
               </w:rPr>
-              <w:instrText xml:space="preserve"> PAGEREF _Toc242491532 \h </w:instrText>
+              <w:instrText xml:space="preserve"> PAGEREF _Toc242495138 \h </w:instrText>
             </w:r>
             <w:r>
               <w:rPr>
@@ -775,7 +775,7 @@
               <w14:ligatures w14:val="standardContextual"/>
             </w:rPr>
           </w:pPr>
-          <w:hyperlink w:anchor="_Toc242491533" w:history="1">
+          <w:hyperlink w:anchor="_Toc242495139" w:history="1">
             <w:r>
               <w:rPr>
                 <w:rStyle w:val="af4"/>
@@ -802,7 +802,7 @@
                 <w:noProof/>
                 <w:webHidden/>
               </w:rPr>
-              <w:instrText xml:space="preserve"> PAGEREF _Toc242491533 \h </w:instrText>
+              <w:instrText xml:space="preserve"> PAGEREF _Toc242495139 \h </w:instrText>
             </w:r>
             <w:r>
               <w:rPr>
@@ -849,7 +849,7 @@
               <w14:ligatures w14:val="standardContextual"/>
             </w:rPr>
           </w:pPr>
-          <w:hyperlink w:anchor="_Toc242491534" w:history="1">
+          <w:hyperlink w:anchor="_Toc242495140" w:history="1">
             <w:r>
               <w:rPr>
                 <w:rStyle w:val="af4"/>
@@ -876,7 +876,7 @@
                 <w:noProof/>
                 <w:webHidden/>
               </w:rPr>
-              <w:instrText xml:space="preserve"> PAGEREF _Toc242491534 \h </w:instrText>
+              <w:instrText xml:space="preserve"> PAGEREF _Toc242495140 \h </w:instrText>
             </w:r>
             <w:r>
               <w:rPr>
@@ -923,7 +923,7 @@
               <w14:ligatures w14:val="standardContextual"/>
             </w:rPr>
           </w:pPr>
-          <w:hyperlink w:anchor="_Toc242491535" w:history="1">
+          <w:hyperlink w:anchor="_Toc242495141" w:history="1">
             <w:r>
               <w:rPr>
                 <w:rStyle w:val="af4"/>
@@ -950,7 +950,7 @@
                 <w:noProof/>
                 <w:webHidden/>
               </w:rPr>
-              <w:instrText xml:space="preserve"> PAGEREF _Toc242491535 \h </w:instrText>
+              <w:instrText xml:space="preserve"> PAGEREF _Toc242495141 \h </w:instrText>
             </w:r>
             <w:r>
               <w:rPr>
@@ -994,7 +994,7 @@
               <w14:ligatures w14:val="standardContextual"/>
             </w:rPr>
           </w:pPr>
-          <w:hyperlink w:anchor="_Toc242491536" w:history="1">
+          <w:hyperlink w:anchor="_Toc242495142" w:history="1">
             <w:r>
               <w:rPr>
                 <w:rStyle w:val="af4"/>
@@ -1021,7 +1021,7 @@
                 <w:noProof/>
                 <w:webHidden/>
               </w:rPr>
-              <w:instrText xml:space="preserve"> PAGEREF _Toc242491536 \h </w:instrText>
+              <w:instrText xml:space="preserve"> PAGEREF _Toc242495142 \h </w:instrText>
             </w:r>
             <w:r>
               <w:rPr>
@@ -1065,7 +1065,7 @@
               <w14:ligatures w14:val="standardContextual"/>
             </w:rPr>
           </w:pPr>
-          <w:hyperlink w:anchor="_Toc242491537" w:history="1">
+          <w:hyperlink w:anchor="_Toc242495143" w:history="1">
             <w:r>
               <w:rPr>
                 <w:rStyle w:val="af4"/>
@@ -1092,7 +1092,7 @@
                 <w:noProof/>
                 <w:webHidden/>
               </w:rPr>
-              <w:instrText xml:space="preserve"> PAGEREF _Toc242491537 \h </w:instrText>
+              <w:instrText xml:space="preserve"> PAGEREF _Toc242495143 \h </w:instrText>
             </w:r>
             <w:r>
               <w:rPr>
@@ -1139,7 +1139,7 @@
               <w14:ligatures w14:val="standardContextual"/>
             </w:rPr>
           </w:pPr>
-          <w:hyperlink w:anchor="_Toc242491538" w:history="1">
+          <w:hyperlink w:anchor="_Toc242495144" w:history="1">
             <w:r>
               <w:rPr>
                 <w:rStyle w:val="af4"/>
@@ -1166,7 +1166,7 @@
                 <w:noProof/>
                 <w:webHidden/>
               </w:rPr>
-              <w:instrText xml:space="preserve"> PAGEREF _Toc242491538 \h </w:instrText>
+              <w:instrText xml:space="preserve"> PAGEREF _Toc242495144 \h </w:instrText>
             </w:r>
             <w:r>
               <w:rPr>
@@ -1210,7 +1210,7 @@
               <w14:ligatures w14:val="standardContextual"/>
             </w:rPr>
           </w:pPr>
-          <w:hyperlink w:anchor="_Toc242491539" w:history="1">
+          <w:hyperlink w:anchor="_Toc242495145" w:history="1">
             <w:r>
               <w:rPr>
                 <w:rStyle w:val="af4"/>
@@ -1237,7 +1237,7 @@
                 <w:noProof/>
                 <w:webHidden/>
               </w:rPr>
-              <w:instrText xml:space="preserve"> PAGEREF _Toc242491539 \h </w:instrText>
+              <w:instrText xml:space="preserve"> PAGEREF _Toc242495145 \h </w:instrText>
             </w:r>
             <w:r>
               <w:rPr>
@@ -1281,7 +1281,7 @@
               <w14:ligatures w14:val="standardContextual"/>
             </w:rPr>
           </w:pPr>
-          <w:hyperlink w:anchor="_Toc242491540" w:history="1">
+          <w:hyperlink w:anchor="_Toc242495146" w:history="1">
             <w:r>
               <w:rPr>
                 <w:rStyle w:val="af4"/>
@@ -1308,7 +1308,7 @@
                 <w:noProof/>
                 <w:webHidden/>
               </w:rPr>
-              <w:instrText xml:space="preserve"> PAGEREF _Toc242491540 \h </w:instrText>
+              <w:instrText xml:space="preserve"> PAGEREF _Toc242495146 \h </w:instrText>
             </w:r>
             <w:r>
               <w:rPr>
@@ -1355,7 +1355,7 @@
               <w14:ligatures w14:val="standardContextual"/>
             </w:rPr>
           </w:pPr>
-          <w:hyperlink w:anchor="_Toc242491541" w:history="1">
+          <w:hyperlink w:anchor="_Toc242495147" w:history="1">
             <w:r>
               <w:rPr>
                 <w:rStyle w:val="af4"/>
@@ -1382,7 +1382,7 @@
                 <w:noProof/>
                 <w:webHidden/>
               </w:rPr>
-              <w:instrText xml:space="preserve"> PAGEREF _Toc242491541 \h </w:instrText>
+              <w:instrText xml:space="preserve"> PAGEREF _Toc242495147 \h </w:instrText>
             </w:r>
             <w:r>
               <w:rPr>
@@ -1429,7 +1429,7 @@
               <w14:ligatures w14:val="standardContextual"/>
             </w:rPr>
           </w:pPr>
-          <w:hyperlink w:anchor="_Toc242491542" w:history="1">
+          <w:hyperlink w:anchor="_Toc242495148" w:history="1">
             <w:r>
               <w:rPr>
                 <w:rStyle w:val="af4"/>
@@ -1456,7 +1456,7 @@
                 <w:noProof/>
                 <w:webHidden/>
               </w:rPr>
-              <w:instrText xml:space="preserve"> PAGEREF _Toc242491542 \h </w:instrText>
+              <w:instrText xml:space="preserve"> PAGEREF _Toc242495148 \h </w:instrText>
             </w:r>
             <w:r>
               <w:rPr>
@@ -1503,7 +1503,7 @@
               <w14:ligatures w14:val="standardContextual"/>
             </w:rPr>
           </w:pPr>
-          <w:hyperlink w:anchor="_Toc242491543" w:history="1">
+          <w:hyperlink w:anchor="_Toc242495149" w:history="1">
             <w:r>
               <w:rPr>
                 <w:rStyle w:val="af4"/>
@@ -1530,7 +1530,7 @@
                 <w:noProof/>
                 <w:webHidden/>
               </w:rPr>
-              <w:instrText xml:space="preserve"> PAGEREF _Toc242491543 \h </w:instrText>
+              <w:instrText xml:space="preserve"> PAGEREF _Toc242495149 \h </w:instrText>
             </w:r>
             <w:r>
               <w:rPr>
@@ -1577,7 +1577,7 @@
               <w14:ligatures w14:val="standardContextual"/>
             </w:rPr>
           </w:pPr>
-          <w:hyperlink w:anchor="_Toc242491544" w:history="1">
+          <w:hyperlink w:anchor="_Toc242495150" w:history="1">
             <w:r>
               <w:rPr>
                 <w:rStyle w:val="af4"/>
@@ -1604,7 +1604,7 @@
                 <w:noProof/>
                 <w:webHidden/>
               </w:rPr>
-              <w:instrText xml:space="preserve"> PAGEREF _Toc242491544 \h </w:instrText>
+              <w:instrText xml:space="preserve"> PAGEREF _Toc242495150 \h </w:instrText>
             </w:r>
             <w:r>
               <w:rPr>
@@ -1651,7 +1651,7 @@
               <w14:ligatures w14:val="standardContextual"/>
             </w:rPr>
           </w:pPr>
-          <w:hyperlink w:anchor="_Toc242491545" w:history="1">
+          <w:hyperlink w:anchor="_Toc242495151" w:history="1">
             <w:r>
               <w:rPr>
                 <w:rStyle w:val="af4"/>
@@ -1678,7 +1678,7 @@
                 <w:noProof/>
                 <w:webHidden/>
               </w:rPr>
-              <w:instrText xml:space="preserve"> PAGEREF _Toc242491545 \h </w:instrText>
+              <w:instrText xml:space="preserve"> PAGEREF _Toc242495151 \h </w:instrText>
             </w:r>
             <w:r>
               <w:rPr>
@@ -1725,7 +1725,7 @@
               <w14:ligatures w14:val="standardContextual"/>
             </w:rPr>
           </w:pPr>
-          <w:hyperlink w:anchor="_Toc242491546" w:history="1">
+          <w:hyperlink w:anchor="_Toc242495152" w:history="1">
             <w:r>
               <w:rPr>
                 <w:rStyle w:val="af4"/>
@@ -1752,7 +1752,7 @@
                 <w:noProof/>
                 <w:webHidden/>
               </w:rPr>
-              <w:instrText xml:space="preserve"> PAGEREF _Toc242491546 \h </w:instrText>
+              <w:instrText xml:space="preserve"> PAGEREF _Toc242495152 \h </w:instrText>
             </w:r>
             <w:r>
               <w:rPr>
@@ -1796,7 +1796,7 @@
               <w14:ligatures w14:val="standardContextual"/>
             </w:rPr>
           </w:pPr>
-          <w:hyperlink w:anchor="_Toc242491547" w:history="1">
+          <w:hyperlink w:anchor="_Toc242495153" w:history="1">
             <w:r>
               <w:rPr>
                 <w:rStyle w:val="af4"/>
@@ -1823,7 +1823,7 @@
                 <w:noProof/>
                 <w:webHidden/>
               </w:rPr>
-              <w:instrText xml:space="preserve"> PAGEREF _Toc242491547 \h </w:instrText>
+              <w:instrText xml:space="preserve"> PAGEREF _Toc242495153 \h </w:instrText>
             </w:r>
             <w:r>
               <w:rPr>
@@ -1867,7 +1867,7 @@
               <w14:ligatures w14:val="standardContextual"/>
             </w:rPr>
           </w:pPr>
-          <w:hyperlink w:anchor="_Toc242491548" w:history="1">
+          <w:hyperlink w:anchor="_Toc242495154" w:history="1">
             <w:r>
               <w:rPr>
                 <w:rStyle w:val="af4"/>
@@ -1894,7 +1894,7 @@
                 <w:noProof/>
                 <w:webHidden/>
               </w:rPr>
-              <w:instrText xml:space="preserve"> PAGEREF _Toc242491548 \h </w:instrText>
+              <w:instrText xml:space="preserve"> PAGEREF _Toc242495154 \h </w:instrText>
             </w:r>
             <w:r>
               <w:rPr>
@@ -1938,7 +1938,7 @@
               <w14:ligatures w14:val="standardContextual"/>
             </w:rPr>
           </w:pPr>
-          <w:hyperlink w:anchor="_Toc242491549" w:history="1">
+          <w:hyperlink w:anchor="_Toc242495155" w:history="1">
             <w:r>
               <w:rPr>
                 <w:rStyle w:val="af4"/>
@@ -1965,7 +1965,7 @@
                 <w:noProof/>
                 <w:webHidden/>
               </w:rPr>
-              <w:instrText xml:space="preserve"> PAGEREF _Toc242491549 \h </w:instrText>
+              <w:instrText xml:space="preserve"> PAGEREF _Toc242495155 \h </w:instrText>
             </w:r>
             <w:r>
               <w:rPr>
@@ -2012,7 +2012,7 @@
               <w14:ligatures w14:val="standardContextual"/>
             </w:rPr>
           </w:pPr>
-          <w:hyperlink w:anchor="_Toc242491550" w:history="1">
+          <w:hyperlink w:anchor="_Toc242495156" w:history="1">
             <w:r>
               <w:rPr>
                 <w:rStyle w:val="af4"/>
@@ -2039,7 +2039,7 @@
                 <w:noProof/>
                 <w:webHidden/>
               </w:rPr>
-              <w:instrText xml:space="preserve"> PAGEREF _Toc242491550 \h </w:instrText>
+              <w:instrText xml:space="preserve"> PAGEREF _Toc242495156 \h </w:instrText>
             </w:r>
             <w:r>
               <w:rPr>
@@ -2086,7 +2086,7 @@
               <w14:ligatures w14:val="standardContextual"/>
             </w:rPr>
           </w:pPr>
-          <w:hyperlink w:anchor="_Toc242491551" w:history="1">
+          <w:hyperlink w:anchor="_Toc242495157" w:history="1">
             <w:r>
               <w:rPr>
                 <w:rStyle w:val="af4"/>
@@ -2113,7 +2113,7 @@
                 <w:noProof/>
                 <w:webHidden/>
               </w:rPr>
-              <w:instrText xml:space="preserve"> PAGEREF _Toc242491551 \h </w:instrText>
+              <w:instrText xml:space="preserve"> PAGEREF _Toc242495157 \h </w:instrText>
             </w:r>
             <w:r>
               <w:rPr>
@@ -2133,7 +2133,7 @@
                 <w:noProof/>
                 <w:webHidden/>
               </w:rPr>
-              <w:t>17</w:t>
+              <w:t>16</w:t>
             </w:r>
             <w:r>
               <w:rPr>
@@ -2157,7 +2157,7 @@
               <w14:ligatures w14:val="standardContextual"/>
             </w:rPr>
           </w:pPr>
-          <w:hyperlink w:anchor="_Toc242491552" w:history="1">
+          <w:hyperlink w:anchor="_Toc242495158" w:history="1">
             <w:r>
               <w:rPr>
                 <w:rStyle w:val="af4"/>
@@ -2184,7 +2184,7 @@
                 <w:noProof/>
                 <w:webHidden/>
               </w:rPr>
-              <w:instrText xml:space="preserve"> PAGEREF _Toc242491552 \h </w:instrText>
+              <w:instrText xml:space="preserve"> PAGEREF _Toc242495158 \h </w:instrText>
             </w:r>
             <w:r>
               <w:rPr>
@@ -2204,7 +2204,7 @@
                 <w:noProof/>
                 <w:webHidden/>
               </w:rPr>
-              <w:t>17</w:t>
+              <w:t>16</w:t>
             </w:r>
             <w:r>
               <w:rPr>
@@ -2228,7 +2228,7 @@
               <w14:ligatures w14:val="standardContextual"/>
             </w:rPr>
           </w:pPr>
-          <w:hyperlink w:anchor="_Toc242491553" w:history="1">
+          <w:hyperlink w:anchor="_Toc242495159" w:history="1">
             <w:r>
               <w:rPr>
                 <w:rStyle w:val="af4"/>
@@ -2255,7 +2255,7 @@
                 <w:noProof/>
                 <w:webHidden/>
               </w:rPr>
-              <w:instrText xml:space="preserve"> PAGEREF _Toc242491553 \h </w:instrText>
+              <w:instrText xml:space="preserve"> PAGEREF _Toc242495159 \h </w:instrText>
             </w:r>
             <w:r>
               <w:rPr>
@@ -2302,7 +2302,7 @@
               <w14:ligatures w14:val="standardContextual"/>
             </w:rPr>
           </w:pPr>
-          <w:hyperlink w:anchor="_Toc242491554" w:history="1">
+          <w:hyperlink w:anchor="_Toc242495160" w:history="1">
             <w:r>
               <w:rPr>
                 <w:rStyle w:val="af4"/>
@@ -2329,7 +2329,7 @@
                 <w:noProof/>
                 <w:webHidden/>
               </w:rPr>
-              <w:instrText xml:space="preserve"> PAGEREF _Toc242491554 \h </w:instrText>
+              <w:instrText xml:space="preserve"> PAGEREF _Toc242495160 \h </w:instrText>
             </w:r>
             <w:r>
               <w:rPr>
@@ -2376,7 +2376,7 @@
               <w14:ligatures w14:val="standardContextual"/>
             </w:rPr>
           </w:pPr>
-          <w:hyperlink w:anchor="_Toc242491555" w:history="1">
+          <w:hyperlink w:anchor="_Toc242495161" w:history="1">
             <w:r>
               <w:rPr>
                 <w:rStyle w:val="af4"/>
@@ -2403,7 +2403,7 @@
                 <w:noProof/>
                 <w:webHidden/>
               </w:rPr>
-              <w:instrText xml:space="preserve"> PAGEREF _Toc242491555 \h </w:instrText>
+              <w:instrText xml:space="preserve"> PAGEREF _Toc242495161 \h </w:instrText>
             </w:r>
             <w:r>
               <w:rPr>
@@ -2450,7 +2450,7 @@
               <w14:ligatures w14:val="standardContextual"/>
             </w:rPr>
           </w:pPr>
-          <w:hyperlink w:anchor="_Toc242491556" w:history="1">
+          <w:hyperlink w:anchor="_Toc242495162" w:history="1">
             <w:r>
               <w:rPr>
                 <w:rStyle w:val="af4"/>
@@ -2477,7 +2477,7 @@
                 <w:noProof/>
                 <w:webHidden/>
               </w:rPr>
-              <w:instrText xml:space="preserve"> PAGEREF _Toc242491556 \h </w:instrText>
+              <w:instrText xml:space="preserve"> PAGEREF _Toc242495162 \h </w:instrText>
             </w:r>
             <w:r>
               <w:rPr>
@@ -2524,7 +2524,7 @@
               <w14:ligatures w14:val="standardContextual"/>
             </w:rPr>
           </w:pPr>
-          <w:hyperlink w:anchor="_Toc242491557" w:history="1">
+          <w:hyperlink w:anchor="_Toc242495163" w:history="1">
             <w:r>
               <w:rPr>
                 <w:rStyle w:val="af4"/>
@@ -2551,7 +2551,7 @@
                 <w:noProof/>
                 <w:webHidden/>
               </w:rPr>
-              <w:instrText xml:space="preserve"> PAGEREF _Toc242491557 \h </w:instrText>
+              <w:instrText xml:space="preserve"> PAGEREF _Toc242495163 \h </w:instrText>
             </w:r>
             <w:r>
               <w:rPr>
@@ -2595,7 +2595,7 @@
               <w14:ligatures w14:val="standardContextual"/>
             </w:rPr>
           </w:pPr>
-          <w:hyperlink w:anchor="_Toc242491558" w:history="1">
+          <w:hyperlink w:anchor="_Toc242495164" w:history="1">
             <w:r>
               <w:rPr>
                 <w:rStyle w:val="af4"/>
@@ -2622,7 +2622,7 @@
                 <w:noProof/>
                 <w:webHidden/>
               </w:rPr>
-              <w:instrText xml:space="preserve"> PAGEREF _Toc242491558 \h </w:instrText>
+              <w:instrText xml:space="preserve"> PAGEREF _Toc242495164 \h </w:instrText>
             </w:r>
             <w:r>
               <w:rPr>
@@ -2666,7 +2666,7 @@
               <w14:ligatures w14:val="standardContextual"/>
             </w:rPr>
           </w:pPr>
-          <w:hyperlink w:anchor="_Toc242491559" w:history="1">
+          <w:hyperlink w:anchor="_Toc242495165" w:history="1">
             <w:r>
               <w:rPr>
                 <w:rStyle w:val="af4"/>
@@ -2693,7 +2693,7 @@
                 <w:noProof/>
                 <w:webHidden/>
               </w:rPr>
-              <w:instrText xml:space="preserve"> PAGEREF _Toc242491559 \h </w:instrText>
+              <w:instrText xml:space="preserve"> PAGEREF _Toc242495165 \h </w:instrText>
             </w:r>
             <w:r>
               <w:rPr>
@@ -2737,7 +2737,7 @@
               <w14:ligatures w14:val="standardContextual"/>
             </w:rPr>
           </w:pPr>
-          <w:hyperlink w:anchor="_Toc242491560" w:history="1">
+          <w:hyperlink w:anchor="_Toc242495166" w:history="1">
             <w:r>
               <w:rPr>
                 <w:rStyle w:val="af4"/>
@@ -2764,7 +2764,7 @@
                 <w:noProof/>
                 <w:webHidden/>
               </w:rPr>
-              <w:instrText xml:space="preserve"> PAGEREF _Toc242491560 \h </w:instrText>
+              <w:instrText xml:space="preserve"> PAGEREF _Toc242495166 \h </w:instrText>
             </w:r>
             <w:r>
               <w:rPr>
@@ -2784,7 +2784,7 @@
                 <w:noProof/>
                 <w:webHidden/>
               </w:rPr>
-              <w:t>20</w:t>
+              <w:t>21</w:t>
             </w:r>
             <w:r>
               <w:rPr>
@@ -2811,7 +2811,7 @@
               <w14:ligatures w14:val="standardContextual"/>
             </w:rPr>
           </w:pPr>
-          <w:hyperlink w:anchor="_Toc242491561" w:history="1">
+          <w:hyperlink w:anchor="_Toc242495167" w:history="1">
             <w:r>
               <w:rPr>
                 <w:rStyle w:val="af4"/>
@@ -2838,7 +2838,7 @@
                 <w:noProof/>
                 <w:webHidden/>
               </w:rPr>
-              <w:instrText xml:space="preserve"> PAGEREF _Toc242491561 \h </w:instrText>
+              <w:instrText xml:space="preserve"> PAGEREF _Toc242495167 \h </w:instrText>
             </w:r>
             <w:r>
               <w:rPr>
@@ -2858,7 +2858,7 @@
                 <w:noProof/>
                 <w:webHidden/>
               </w:rPr>
-              <w:t>20</w:t>
+              <w:t>21</w:t>
             </w:r>
             <w:r>
               <w:rPr>
@@ -2882,7 +2882,7 @@
               <w14:ligatures w14:val="standardContextual"/>
             </w:rPr>
           </w:pPr>
-          <w:hyperlink w:anchor="_Toc242491562" w:history="1">
+          <w:hyperlink w:anchor="_Toc242495168" w:history="1">
             <w:r>
               <w:rPr>
                 <w:rStyle w:val="af4"/>
@@ -2909,7 +2909,7 @@
                 <w:noProof/>
                 <w:webHidden/>
               </w:rPr>
-              <w:instrText xml:space="preserve"> PAGEREF _Toc242491562 \h </w:instrText>
+              <w:instrText xml:space="preserve"> PAGEREF _Toc242495168 \h </w:instrText>
             </w:r>
             <w:r>
               <w:rPr>
@@ -2929,7 +2929,7 @@
                 <w:noProof/>
                 <w:webHidden/>
               </w:rPr>
-              <w:t>20</w:t>
+              <w:t>21</w:t>
             </w:r>
             <w:r>
               <w:rPr>
@@ -2953,7 +2953,7 @@
               <w14:ligatures w14:val="standardContextual"/>
             </w:rPr>
           </w:pPr>
-          <w:hyperlink w:anchor="_Toc242491563" w:history="1">
+          <w:hyperlink w:anchor="_Toc242495169" w:history="1">
             <w:r>
               <w:rPr>
                 <w:rStyle w:val="af4"/>
@@ -2980,7 +2980,7 @@
                 <w:noProof/>
                 <w:webHidden/>
               </w:rPr>
-              <w:instrText xml:space="preserve"> PAGEREF _Toc242491563 \h </w:instrText>
+              <w:instrText xml:space="preserve"> PAGEREF _Toc242495169 \h </w:instrText>
             </w:r>
             <w:r>
               <w:rPr>
@@ -3000,7 +3000,7 @@
                 <w:noProof/>
                 <w:webHidden/>
               </w:rPr>
-              <w:t>21</w:t>
+              <w:t>22</w:t>
             </w:r>
             <w:r>
               <w:rPr>
@@ -3027,7 +3027,7 @@
               <w14:ligatures w14:val="standardContextual"/>
             </w:rPr>
           </w:pPr>
-          <w:hyperlink w:anchor="_Toc242491564" w:history="1">
+          <w:hyperlink w:anchor="_Toc242495170" w:history="1">
             <w:r>
               <w:rPr>
                 <w:rStyle w:val="af4"/>
@@ -3054,7 +3054,7 @@
                 <w:noProof/>
                 <w:webHidden/>
               </w:rPr>
-              <w:instrText xml:space="preserve"> PAGEREF _Toc242491564 \h </w:instrText>
+              <w:instrText xml:space="preserve"> PAGEREF _Toc242495170 \h </w:instrText>
             </w:r>
             <w:r>
               <w:rPr>
@@ -3074,7 +3074,7 @@
                 <w:noProof/>
                 <w:webHidden/>
               </w:rPr>
-              <w:t>21</w:t>
+              <w:t>22</w:t>
             </w:r>
             <w:r>
               <w:rPr>
@@ -3098,7 +3098,7 @@
               <w14:ligatures w14:val="standardContextual"/>
             </w:rPr>
           </w:pPr>
-          <w:hyperlink w:anchor="_Toc242491565" w:history="1">
+          <w:hyperlink w:anchor="_Toc242495171" w:history="1">
             <w:r>
               <w:rPr>
                 <w:rStyle w:val="af4"/>
@@ -3125,7 +3125,7 @@
                 <w:noProof/>
                 <w:webHidden/>
               </w:rPr>
-              <w:instrText xml:space="preserve"> PAGEREF _Toc242491565 \h </w:instrText>
+              <w:instrText xml:space="preserve"> PAGEREF _Toc242495171 \h </w:instrText>
             </w:r>
             <w:r>
               <w:rPr>
@@ -3145,7 +3145,7 @@
                 <w:noProof/>
                 <w:webHidden/>
               </w:rPr>
-              <w:t>21</w:t>
+              <w:t>22</w:t>
             </w:r>
             <w:r>
               <w:rPr>
@@ -3169,7 +3169,7 @@
               <w14:ligatures w14:val="standardContextual"/>
             </w:rPr>
           </w:pPr>
-          <w:hyperlink w:anchor="_Toc242491566" w:history="1">
+          <w:hyperlink w:anchor="_Toc242495172" w:history="1">
             <w:r>
               <w:rPr>
                 <w:rStyle w:val="af4"/>
@@ -3196,7 +3196,7 @@
                 <w:noProof/>
                 <w:webHidden/>
               </w:rPr>
-              <w:instrText xml:space="preserve"> PAGEREF _Toc242491566 \h </w:instrText>
+              <w:instrText xml:space="preserve"> PAGEREF _Toc242495172 \h </w:instrText>
             </w:r>
             <w:r>
               <w:rPr>
@@ -3216,7 +3216,7 @@
                 <w:noProof/>
                 <w:webHidden/>
               </w:rPr>
-              <w:t>21</w:t>
+              <w:t>22</w:t>
             </w:r>
             <w:r>
               <w:rPr>
@@ -3243,7 +3243,7 @@
               <w14:ligatures w14:val="standardContextual"/>
             </w:rPr>
           </w:pPr>
-          <w:hyperlink w:anchor="_Toc242491567" w:history="1">
+          <w:hyperlink w:anchor="_Toc242495173" w:history="1">
             <w:r>
               <w:rPr>
                 <w:rStyle w:val="af4"/>
@@ -3270,7 +3270,7 @@
                 <w:noProof/>
                 <w:webHidden/>
               </w:rPr>
-              <w:instrText xml:space="preserve"> PAGEREF _Toc242491567 \h </w:instrText>
+              <w:instrText xml:space="preserve"> PAGEREF _Toc242495173 \h </w:instrText>
             </w:r>
             <w:r>
               <w:rPr>
@@ -3314,7 +3314,7 @@
               <w14:ligatures w14:val="standardContextual"/>
             </w:rPr>
           </w:pPr>
-          <w:hyperlink w:anchor="_Toc242491568" w:history="1">
+          <w:hyperlink w:anchor="_Toc242495174" w:history="1">
             <w:r>
               <w:rPr>
                 <w:rStyle w:val="af4"/>
@@ -3341,7 +3341,7 @@
                 <w:noProof/>
                 <w:webHidden/>
               </w:rPr>
-              <w:instrText xml:space="preserve"> PAGEREF _Toc242491568 \h </w:instrText>
+              <w:instrText xml:space="preserve"> PAGEREF _Toc242495174 \h </w:instrText>
             </w:r>
             <w:r>
               <w:rPr>
@@ -3385,7 +3385,7 @@
               <w14:ligatures w14:val="standardContextual"/>
             </w:rPr>
           </w:pPr>
-          <w:hyperlink w:anchor="_Toc242491569" w:history="1">
+          <w:hyperlink w:anchor="_Toc242495175" w:history="1">
             <w:r>
               <w:rPr>
                 <w:rStyle w:val="af4"/>
@@ -3412,7 +3412,7 @@
                 <w:noProof/>
                 <w:webHidden/>
               </w:rPr>
-              <w:instrText xml:space="preserve"> PAGEREF _Toc242491569 \h </w:instrText>
+              <w:instrText xml:space="preserve"> PAGEREF _Toc242495175 \h </w:instrText>
             </w:r>
             <w:r>
               <w:rPr>
@@ -3432,7 +3432,7 @@
                 <w:noProof/>
                 <w:webHidden/>
               </w:rPr>
-              <w:t>22</w:t>
+              <w:t>23</w:t>
             </w:r>
             <w:r>
               <w:rPr>
@@ -3456,7 +3456,7 @@
               <w14:ligatures w14:val="standardContextual"/>
             </w:rPr>
           </w:pPr>
-          <w:hyperlink w:anchor="_Toc242491570" w:history="1">
+          <w:hyperlink w:anchor="_Toc242495176" w:history="1">
             <w:r>
               <w:rPr>
                 <w:rStyle w:val="af4"/>
@@ -3483,7 +3483,7 @@
                 <w:noProof/>
                 <w:webHidden/>
               </w:rPr>
-              <w:instrText xml:space="preserve"> PAGEREF _Toc242491570 \h </w:instrText>
+              <w:instrText xml:space="preserve"> PAGEREF _Toc242495176 \h </w:instrText>
             </w:r>
             <w:r>
               <w:rPr>
@@ -3530,7 +3530,7 @@
               <w14:ligatures w14:val="standardContextual"/>
             </w:rPr>
           </w:pPr>
-          <w:hyperlink w:anchor="_Toc242491571" w:history="1">
+          <w:hyperlink w:anchor="_Toc242495177" w:history="1">
             <w:r>
               <w:rPr>
                 <w:rStyle w:val="af4"/>
@@ -3557,7 +3557,7 @@
                 <w:noProof/>
                 <w:webHidden/>
               </w:rPr>
-              <w:instrText xml:space="preserve"> PAGEREF _Toc242491571 \h </w:instrText>
+              <w:instrText xml:space="preserve"> PAGEREF _Toc242495177 \h </w:instrText>
             </w:r>
             <w:r>
               <w:rPr>
@@ -3577,7 +3577,7 @@
                 <w:noProof/>
                 <w:webHidden/>
               </w:rPr>
-              <w:t>23</w:t>
+              <w:t>24</w:t>
             </w:r>
             <w:r>
               <w:rPr>
@@ -3601,7 +3601,7 @@
               <w14:ligatures w14:val="standardContextual"/>
             </w:rPr>
           </w:pPr>
-          <w:hyperlink w:anchor="_Toc242491572" w:history="1">
+          <w:hyperlink w:anchor="_Toc242495178" w:history="1">
             <w:r>
               <w:rPr>
                 <w:rStyle w:val="af4"/>
@@ -3628,7 +3628,7 @@
                 <w:noProof/>
                 <w:webHidden/>
               </w:rPr>
-              <w:instrText xml:space="preserve"> PAGEREF _Toc242491572 \h </w:instrText>
+              <w:instrText xml:space="preserve"> PAGEREF _Toc242495178 \h </w:instrText>
             </w:r>
             <w:r>
               <w:rPr>
@@ -3648,7 +3648,7 @@
                 <w:noProof/>
                 <w:webHidden/>
               </w:rPr>
-              <w:t>23</w:t>
+              <w:t>24</w:t>
             </w:r>
             <w:r>
               <w:rPr>
@@ -3672,7 +3672,7 @@
               <w14:ligatures w14:val="standardContextual"/>
             </w:rPr>
           </w:pPr>
-          <w:hyperlink w:anchor="_Toc242491573" w:history="1">
+          <w:hyperlink w:anchor="_Toc242495179" w:history="1">
             <w:r>
               <w:rPr>
                 <w:rStyle w:val="af4"/>
@@ -3699,7 +3699,7 @@
                 <w:noProof/>
                 <w:webHidden/>
               </w:rPr>
-              <w:instrText xml:space="preserve"> PAGEREF _Toc242491573 \h </w:instrText>
+              <w:instrText xml:space="preserve"> PAGEREF _Toc242495179 \h </w:instrText>
             </w:r>
             <w:r>
               <w:rPr>
@@ -3719,7 +3719,7 @@
                 <w:noProof/>
                 <w:webHidden/>
               </w:rPr>
-              <w:t>23</w:t>
+              <w:t>24</w:t>
             </w:r>
             <w:r>
               <w:rPr>
@@ -3743,7 +3743,7 @@
               <w14:ligatures w14:val="standardContextual"/>
             </w:rPr>
           </w:pPr>
-          <w:hyperlink w:anchor="_Toc242491574" w:history="1">
+          <w:hyperlink w:anchor="_Toc242495180" w:history="1">
             <w:r>
               <w:rPr>
                 <w:rStyle w:val="af4"/>
@@ -3770,7 +3770,7 @@
                 <w:noProof/>
                 <w:webHidden/>
               </w:rPr>
-              <w:instrText xml:space="preserve"> PAGEREF _Toc242491574 \h </w:instrText>
+              <w:instrText xml:space="preserve"> PAGEREF _Toc242495180 \h </w:instrText>
             </w:r>
             <w:r>
               <w:rPr>
@@ -3814,7 +3814,7 @@
               <w14:ligatures w14:val="standardContextual"/>
             </w:rPr>
           </w:pPr>
-          <w:hyperlink w:anchor="_Toc242491575" w:history="1">
+          <w:hyperlink w:anchor="_Toc242495181" w:history="1">
             <w:r>
               <w:rPr>
                 <w:rStyle w:val="af4"/>
@@ -3841,7 +3841,7 @@
                 <w:noProof/>
                 <w:webHidden/>
               </w:rPr>
-              <w:instrText xml:space="preserve"> PAGEREF _Toc242491575 \h </w:instrText>
+              <w:instrText xml:space="preserve"> PAGEREF _Toc242495181 \h </w:instrText>
             </w:r>
             <w:r>
               <w:rPr>
@@ -3861,7 +3861,7 @@
                 <w:noProof/>
                 <w:webHidden/>
               </w:rPr>
-              <w:t>24</w:t>
+              <w:t>25</w:t>
             </w:r>
             <w:r>
               <w:rPr>
@@ -3888,7 +3888,7 @@
               <w14:ligatures w14:val="standardContextual"/>
             </w:rPr>
           </w:pPr>
-          <w:hyperlink w:anchor="_Toc242491576" w:history="1">
+          <w:hyperlink w:anchor="_Toc242495182" w:history="1">
             <w:r>
               <w:rPr>
                 <w:rStyle w:val="af4"/>
@@ -3915,7 +3915,7 @@
                 <w:noProof/>
                 <w:webHidden/>
               </w:rPr>
-              <w:instrText xml:space="preserve"> PAGEREF _Toc242491576 \h </w:instrText>
+              <w:instrText xml:space="preserve"> PAGEREF _Toc242495182 \h </w:instrText>
             </w:r>
             <w:r>
               <w:rPr>
@@ -3935,7 +3935,7 @@
                 <w:noProof/>
                 <w:webHidden/>
               </w:rPr>
-              <w:t>24</w:t>
+              <w:t>25</w:t>
             </w:r>
             <w:r>
               <w:rPr>
@@ -3962,7 +3962,7 @@
               <w14:ligatures w14:val="standardContextual"/>
             </w:rPr>
           </w:pPr>
-          <w:hyperlink w:anchor="_Toc242491577" w:history="1">
+          <w:hyperlink w:anchor="_Toc242495183" w:history="1">
             <w:r>
               <w:rPr>
                 <w:rStyle w:val="af4"/>
@@ -3989,7 +3989,7 @@
                 <w:noProof/>
                 <w:webHidden/>
               </w:rPr>
-              <w:instrText xml:space="preserve"> PAGEREF _Toc242491577 \h </w:instrText>
+              <w:instrText xml:space="preserve"> PAGEREF _Toc242495183 \h </w:instrText>
             </w:r>
             <w:r>
               <w:rPr>
@@ -4009,7 +4009,7 @@
                 <w:noProof/>
                 <w:webHidden/>
               </w:rPr>
-              <w:t>24</w:t>
+              <w:t>25</w:t>
             </w:r>
             <w:r>
               <w:rPr>
@@ -4036,7 +4036,7 @@
               <w14:ligatures w14:val="standardContextual"/>
             </w:rPr>
           </w:pPr>
-          <w:hyperlink w:anchor="_Toc242491578" w:history="1">
+          <w:hyperlink w:anchor="_Toc242495184" w:history="1">
             <w:r>
               <w:rPr>
                 <w:rStyle w:val="af4"/>
@@ -4063,7 +4063,7 @@
                 <w:noProof/>
                 <w:webHidden/>
               </w:rPr>
-              <w:instrText xml:space="preserve"> PAGEREF _Toc242491578 \h </w:instrText>
+              <w:instrText xml:space="preserve"> PAGEREF _Toc242495184 \h </w:instrText>
             </w:r>
             <w:r>
               <w:rPr>
@@ -4083,7 +4083,7 @@
                 <w:noProof/>
                 <w:webHidden/>
               </w:rPr>
-              <w:t>24</w:t>
+              <w:t>25</w:t>
             </w:r>
             <w:r>
               <w:rPr>
@@ -4107,7 +4107,7 @@
               <w14:ligatures w14:val="standardContextual"/>
             </w:rPr>
           </w:pPr>
-          <w:hyperlink w:anchor="_Toc242491579" w:history="1">
+          <w:hyperlink w:anchor="_Toc242495185" w:history="1">
             <w:r>
               <w:rPr>
                 <w:rStyle w:val="af4"/>
@@ -4134,7 +4134,7 @@
                 <w:noProof/>
                 <w:webHidden/>
               </w:rPr>
-              <w:instrText xml:space="preserve"> PAGEREF _Toc242491579 \h </w:instrText>
+              <w:instrText xml:space="preserve"> PAGEREF _Toc242495185 \h </w:instrText>
             </w:r>
             <w:r>
               <w:rPr>
@@ -4154,7 +4154,7 @@
                 <w:noProof/>
                 <w:webHidden/>
               </w:rPr>
-              <w:t>24</w:t>
+              <w:t>25</w:t>
             </w:r>
             <w:r>
               <w:rPr>
@@ -4178,7 +4178,7 @@
               <w14:ligatures w14:val="standardContextual"/>
             </w:rPr>
           </w:pPr>
-          <w:hyperlink w:anchor="_Toc242491580" w:history="1">
+          <w:hyperlink w:anchor="_Toc242495186" w:history="1">
             <w:r>
               <w:rPr>
                 <w:rStyle w:val="af4"/>
@@ -4205,7 +4205,7 @@
                 <w:noProof/>
                 <w:webHidden/>
               </w:rPr>
-              <w:instrText xml:space="preserve"> PAGEREF _Toc242491580 \h </w:instrText>
+              <w:instrText xml:space="preserve"> PAGEREF _Toc242495186 \h </w:instrText>
             </w:r>
             <w:r>
               <w:rPr>
@@ -4249,7 +4249,7 @@
               <w14:ligatures w14:val="standardContextual"/>
             </w:rPr>
           </w:pPr>
-          <w:hyperlink w:anchor="_Toc242491581" w:history="1">
+          <w:hyperlink w:anchor="_Toc242495187" w:history="1">
             <w:r>
               <w:rPr>
                 <w:rStyle w:val="af4"/>
@@ -4276,7 +4276,7 @@
                 <w:noProof/>
                 <w:webHidden/>
               </w:rPr>
-              <w:instrText xml:space="preserve"> PAGEREF _Toc242491581 \h </w:instrText>
+              <w:instrText xml:space="preserve"> PAGEREF _Toc242495187 \h </w:instrText>
             </w:r>
             <w:r>
               <w:rPr>
@@ -4323,7 +4323,7 @@
               <w14:ligatures w14:val="standardContextual"/>
             </w:rPr>
           </w:pPr>
-          <w:hyperlink w:anchor="_Toc242491582" w:history="1">
+          <w:hyperlink w:anchor="_Toc242495188" w:history="1">
             <w:r>
               <w:rPr>
                 <w:rStyle w:val="af4"/>
@@ -4350,7 +4350,7 @@
                 <w:noProof/>
                 <w:webHidden/>
               </w:rPr>
-              <w:instrText xml:space="preserve"> PAGEREF _Toc242491582 \h </w:instrText>
+              <w:instrText xml:space="preserve"> PAGEREF _Toc242495188 \h </w:instrText>
             </w:r>
             <w:r>
               <w:rPr>
@@ -4370,7 +4370,7 @@
                 <w:noProof/>
                 <w:webHidden/>
               </w:rPr>
-              <w:t>25</w:t>
+              <w:t>26</w:t>
             </w:r>
             <w:r>
               <w:rPr>
@@ -4394,7 +4394,7 @@
               <w14:ligatures w14:val="standardContextual"/>
             </w:rPr>
           </w:pPr>
-          <w:hyperlink w:anchor="_Toc242491583" w:history="1">
+          <w:hyperlink w:anchor="_Toc242495189" w:history="1">
             <w:r>
               <w:rPr>
                 <w:rStyle w:val="af4"/>
@@ -4421,7 +4421,7 @@
                 <w:noProof/>
                 <w:webHidden/>
               </w:rPr>
-              <w:instrText xml:space="preserve"> PAGEREF _Toc242491583 \h </w:instrText>
+              <w:instrText xml:space="preserve"> PAGEREF _Toc242495189 \h </w:instrText>
             </w:r>
             <w:r>
               <w:rPr>
@@ -4441,7 +4441,7 @@
                 <w:noProof/>
                 <w:webHidden/>
               </w:rPr>
-              <w:t>25</w:t>
+              <w:t>26</w:t>
             </w:r>
             <w:r>
               <w:rPr>
@@ -4465,7 +4465,7 @@
               <w14:ligatures w14:val="standardContextual"/>
             </w:rPr>
           </w:pPr>
-          <w:hyperlink w:anchor="_Toc242491584" w:history="1">
+          <w:hyperlink w:anchor="_Toc242495190" w:history="1">
             <w:r>
               <w:rPr>
                 <w:rStyle w:val="af4"/>
@@ -4492,7 +4492,7 @@
                 <w:noProof/>
                 <w:webHidden/>
               </w:rPr>
-              <w:instrText xml:space="preserve"> PAGEREF _Toc242491584 \h </w:instrText>
+              <w:instrText xml:space="preserve"> PAGEREF _Toc242495190 \h </w:instrText>
             </w:r>
             <w:r>
               <w:rPr>
@@ -4512,7 +4512,7 @@
                 <w:noProof/>
                 <w:webHidden/>
               </w:rPr>
-              <w:t>25</w:t>
+              <w:t>26</w:t>
             </w:r>
             <w:r>
               <w:rPr>
@@ -4539,7 +4539,7 @@
               <w14:ligatures w14:val="standardContextual"/>
             </w:rPr>
           </w:pPr>
-          <w:hyperlink w:anchor="_Toc242491585" w:history="1">
+          <w:hyperlink w:anchor="_Toc242495191" w:history="1">
             <w:r>
               <w:rPr>
                 <w:rStyle w:val="af4"/>
@@ -4566,7 +4566,7 @@
                 <w:noProof/>
                 <w:webHidden/>
               </w:rPr>
-              <w:instrText xml:space="preserve"> PAGEREF _Toc242491585 \h </w:instrText>
+              <w:instrText xml:space="preserve"> PAGEREF _Toc242495191 \h </w:instrText>
             </w:r>
             <w:r>
               <w:rPr>
@@ -4586,7 +4586,7 @@
                 <w:noProof/>
                 <w:webHidden/>
               </w:rPr>
-              <w:t>26</w:t>
+              <w:t>27</w:t>
             </w:r>
             <w:r>
               <w:rPr>
@@ -4613,7 +4613,7 @@
               <w14:ligatures w14:val="standardContextual"/>
             </w:rPr>
           </w:pPr>
-          <w:hyperlink w:anchor="_Toc242491586" w:history="1">
+          <w:hyperlink w:anchor="_Toc242495192" w:history="1">
             <w:r>
               <w:rPr>
                 <w:rStyle w:val="af4"/>
@@ -4640,7 +4640,7 @@
                 <w:noProof/>
                 <w:webHidden/>
               </w:rPr>
-              <w:instrText xml:space="preserve"> PAGEREF _Toc242491586 \h </w:instrText>
+              <w:instrText xml:space="preserve"> PAGEREF _Toc242495192 \h </w:instrText>
             </w:r>
             <w:r>
               <w:rPr>
@@ -4660,7 +4660,7 @@
                 <w:noProof/>
                 <w:webHidden/>
               </w:rPr>
-              <w:t>34</w:t>
+              <w:t>35</w:t>
             </w:r>
             <w:r>
               <w:rPr>
@@ -4684,7 +4684,7 @@
               <w14:ligatures w14:val="standardContextual"/>
             </w:rPr>
           </w:pPr>
-          <w:hyperlink w:anchor="_Toc242491587" w:history="1">
+          <w:hyperlink w:anchor="_Toc242495193" w:history="1">
             <w:r>
               <w:rPr>
                 <w:rStyle w:val="af4"/>
@@ -4711,7 +4711,7 @@
                 <w:noProof/>
                 <w:webHidden/>
               </w:rPr>
-              <w:instrText xml:space="preserve"> PAGEREF _Toc242491587 \h </w:instrText>
+              <w:instrText xml:space="preserve"> PAGEREF _Toc242495193 \h </w:instrText>
             </w:r>
             <w:r>
               <w:rPr>
@@ -4731,7 +4731,7 @@
                 <w:noProof/>
                 <w:webHidden/>
               </w:rPr>
-              <w:t>34</w:t>
+              <w:t>35</w:t>
             </w:r>
             <w:r>
               <w:rPr>
@@ -4755,7 +4755,7 @@
               <w14:ligatures w14:val="standardContextual"/>
             </w:rPr>
           </w:pPr>
-          <w:hyperlink w:anchor="_Toc242491588" w:history="1">
+          <w:hyperlink w:anchor="_Toc242495194" w:history="1">
             <w:r>
               <w:rPr>
                 <w:rStyle w:val="af4"/>
@@ -4782,7 +4782,7 @@
                 <w:noProof/>
                 <w:webHidden/>
               </w:rPr>
-              <w:instrText xml:space="preserve"> PAGEREF _Toc242491588 \h </w:instrText>
+              <w:instrText xml:space="preserve"> PAGEREF _Toc242495194 \h </w:instrText>
             </w:r>
             <w:r>
               <w:rPr>
@@ -4802,7 +4802,7 @@
                 <w:noProof/>
                 <w:webHidden/>
               </w:rPr>
-              <w:t>34</w:t>
+              <w:t>35</w:t>
             </w:r>
             <w:r>
               <w:rPr>
@@ -4826,7 +4826,7 @@
               <w14:ligatures w14:val="standardContextual"/>
             </w:rPr>
           </w:pPr>
-          <w:hyperlink w:anchor="_Toc242491589" w:history="1">
+          <w:hyperlink w:anchor="_Toc242495195" w:history="1">
             <w:r>
               <w:rPr>
                 <w:rStyle w:val="af4"/>
@@ -4853,7 +4853,7 @@
                 <w:noProof/>
                 <w:webHidden/>
               </w:rPr>
-              <w:instrText xml:space="preserve"> PAGEREF _Toc242491589 \h </w:instrText>
+              <w:instrText xml:space="preserve"> PAGEREF _Toc242495195 \h </w:instrText>
             </w:r>
             <w:r>
               <w:rPr>
@@ -4873,7 +4873,7 @@
                 <w:noProof/>
                 <w:webHidden/>
               </w:rPr>
-              <w:t>35</w:t>
+              <w:t>36</w:t>
             </w:r>
             <w:r>
               <w:rPr>
@@ -4897,7 +4897,7 @@
               <w14:ligatures w14:val="standardContextual"/>
             </w:rPr>
           </w:pPr>
-          <w:hyperlink w:anchor="_Toc242491590" w:history="1">
+          <w:hyperlink w:anchor="_Toc242495196" w:history="1">
             <w:r>
               <w:rPr>
                 <w:rStyle w:val="af4"/>
@@ -4924,7 +4924,7 @@
                 <w:noProof/>
                 <w:webHidden/>
               </w:rPr>
-              <w:instrText xml:space="preserve"> PAGEREF _Toc242491590 \h </w:instrText>
+              <w:instrText xml:space="preserve"> PAGEREF _Toc242495196 \h </w:instrText>
             </w:r>
             <w:r>
               <w:rPr>
@@ -4944,7 +4944,7 @@
                 <w:noProof/>
                 <w:webHidden/>
               </w:rPr>
-              <w:t>35</w:t>
+              <w:t>36</w:t>
             </w:r>
             <w:r>
               <w:rPr>
@@ -4968,7 +4968,7 @@
               <w14:ligatures w14:val="standardContextual"/>
             </w:rPr>
           </w:pPr>
-          <w:hyperlink w:anchor="_Toc242491591" w:history="1">
+          <w:hyperlink w:anchor="_Toc242495197" w:history="1">
             <w:r>
               <w:rPr>
                 <w:rStyle w:val="af4"/>
@@ -4995,7 +4995,7 @@
                 <w:noProof/>
                 <w:webHidden/>
               </w:rPr>
-              <w:instrText xml:space="preserve"> PAGEREF _Toc242491591 \h </w:instrText>
+              <w:instrText xml:space="preserve"> PAGEREF _Toc242495197 \h </w:instrText>
             </w:r>
             <w:r>
               <w:rPr>
@@ -5015,7 +5015,7 @@
                 <w:noProof/>
                 <w:webHidden/>
               </w:rPr>
-              <w:t>36</w:t>
+              <w:t>37</w:t>
             </w:r>
             <w:r>
               <w:rPr>
@@ -5039,7 +5039,7 @@
               <w14:ligatures w14:val="standardContextual"/>
             </w:rPr>
           </w:pPr>
-          <w:hyperlink w:anchor="_Toc242491592" w:history="1">
+          <w:hyperlink w:anchor="_Toc242495198" w:history="1">
             <w:r>
               <w:rPr>
                 <w:rStyle w:val="af4"/>
@@ -5066,7 +5066,7 @@
                 <w:noProof/>
                 <w:webHidden/>
               </w:rPr>
-              <w:instrText xml:space="preserve"> PAGEREF _Toc242491592 \h </w:instrText>
+              <w:instrText xml:space="preserve"> PAGEREF _Toc242495198 \h </w:instrText>
             </w:r>
             <w:r>
               <w:rPr>
@@ -5086,7 +5086,7 @@
                 <w:noProof/>
                 <w:webHidden/>
               </w:rPr>
-              <w:t>36</w:t>
+              <w:t>37</w:t>
             </w:r>
             <w:r>
               <w:rPr>
@@ -5110,7 +5110,7 @@
               <w14:ligatures w14:val="standardContextual"/>
             </w:rPr>
           </w:pPr>
-          <w:hyperlink w:anchor="_Toc242491593" w:history="1">
+          <w:hyperlink w:anchor="_Toc242495199" w:history="1">
             <w:r>
               <w:rPr>
                 <w:rStyle w:val="af4"/>
@@ -5137,7 +5137,7 @@
                 <w:noProof/>
                 <w:webHidden/>
               </w:rPr>
-              <w:instrText xml:space="preserve"> PAGEREF _Toc242491593 \h </w:instrText>
+              <w:instrText xml:space="preserve"> PAGEREF _Toc242495199 \h </w:instrText>
             </w:r>
             <w:r>
               <w:rPr>
@@ -5157,7 +5157,7 @@
                 <w:noProof/>
                 <w:webHidden/>
               </w:rPr>
-              <w:t>36</w:t>
+              <w:t>37</w:t>
             </w:r>
             <w:r>
               <w:rPr>
@@ -5184,7 +5184,7 @@
               <w14:ligatures w14:val="standardContextual"/>
             </w:rPr>
           </w:pPr>
-          <w:hyperlink w:anchor="_Toc242491594" w:history="1">
+          <w:hyperlink w:anchor="_Toc242495200" w:history="1">
             <w:r>
               <w:rPr>
                 <w:rStyle w:val="af4"/>
@@ -5211,7 +5211,7 @@
                 <w:noProof/>
                 <w:webHidden/>
               </w:rPr>
-              <w:instrText xml:space="preserve"> PAGEREF _Toc242491594 \h </w:instrText>
+              <w:instrText xml:space="preserve"> PAGEREF _Toc242495200 \h </w:instrText>
             </w:r>
             <w:r>
               <w:rPr>
@@ -5231,7 +5231,7 @@
                 <w:noProof/>
                 <w:webHidden/>
               </w:rPr>
-              <w:t>36</w:t>
+              <w:t>37</w:t>
             </w:r>
             <w:r>
               <w:rPr>
@@ -5255,7 +5255,7 @@
               <w14:ligatures w14:val="standardContextual"/>
             </w:rPr>
           </w:pPr>
-          <w:hyperlink w:anchor="_Toc242491595" w:history="1">
+          <w:hyperlink w:anchor="_Toc242495201" w:history="1">
             <w:r>
               <w:rPr>
                 <w:rStyle w:val="af4"/>
@@ -5282,7 +5282,7 @@
                 <w:noProof/>
                 <w:webHidden/>
               </w:rPr>
-              <w:instrText xml:space="preserve"> PAGEREF _Toc242491595 \h </w:instrText>
+              <w:instrText xml:space="preserve"> PAGEREF _Toc242495201 \h </w:instrText>
             </w:r>
             <w:r>
               <w:rPr>
@@ -5302,7 +5302,7 @@
                 <w:noProof/>
                 <w:webHidden/>
               </w:rPr>
-              <w:t>36</w:t>
+              <w:t>37</w:t>
             </w:r>
             <w:r>
               <w:rPr>
@@ -5326,7 +5326,7 @@
               <w14:ligatures w14:val="standardContextual"/>
             </w:rPr>
           </w:pPr>
-          <w:hyperlink w:anchor="_Toc242491596" w:history="1">
+          <w:hyperlink w:anchor="_Toc242495202" w:history="1">
             <w:r>
               <w:rPr>
                 <w:rStyle w:val="af4"/>
@@ -5353,7 +5353,7 @@
                 <w:noProof/>
                 <w:webHidden/>
               </w:rPr>
-              <w:instrText xml:space="preserve"> PAGEREF _Toc242491596 \h </w:instrText>
+              <w:instrText xml:space="preserve"> PAGEREF _Toc242495202 \h </w:instrText>
             </w:r>
             <w:r>
               <w:rPr>
@@ -5373,7 +5373,7 @@
                 <w:noProof/>
                 <w:webHidden/>
               </w:rPr>
-              <w:t>37</w:t>
+              <w:t>38</w:t>
             </w:r>
             <w:r>
               <w:rPr>
@@ -5400,7 +5400,7 @@
               <w14:ligatures w14:val="standardContextual"/>
             </w:rPr>
           </w:pPr>
-          <w:hyperlink w:anchor="_Toc242491597" w:history="1">
+          <w:hyperlink w:anchor="_Toc242495203" w:history="1">
             <w:r>
               <w:rPr>
                 <w:rStyle w:val="af4"/>
@@ -5427,7 +5427,7 @@
                 <w:noProof/>
                 <w:webHidden/>
               </w:rPr>
-              <w:instrText xml:space="preserve"> PAGEREF _Toc242491597 \h </w:instrText>
+              <w:instrText xml:space="preserve"> PAGEREF _Toc242495203 \h </w:instrText>
             </w:r>
             <w:r>
               <w:rPr>
@@ -5447,7 +5447,7 @@
                 <w:noProof/>
                 <w:webHidden/>
               </w:rPr>
-              <w:t>38</w:t>
+              <w:t>39</w:t>
             </w:r>
             <w:r>
               <w:rPr>
@@ -5471,7 +5471,7 @@
               <w14:ligatures w14:val="standardContextual"/>
             </w:rPr>
           </w:pPr>
-          <w:hyperlink w:anchor="_Toc242491598" w:history="1">
+          <w:hyperlink w:anchor="_Toc242495204" w:history="1">
             <w:r>
               <w:rPr>
                 <w:rStyle w:val="af4"/>
@@ -5498,7 +5498,7 @@
                 <w:noProof/>
                 <w:webHidden/>
               </w:rPr>
-              <w:instrText xml:space="preserve"> PAGEREF _Toc242491598 \h </w:instrText>
+              <w:instrText xml:space="preserve"> PAGEREF _Toc242495204 \h </w:instrText>
             </w:r>
             <w:r>
               <w:rPr>
@@ -5518,7 +5518,7 @@
                 <w:noProof/>
                 <w:webHidden/>
               </w:rPr>
-              <w:t>38</w:t>
+              <w:t>39</w:t>
             </w:r>
             <w:r>
               <w:rPr>
@@ -5542,7 +5542,7 @@
               <w14:ligatures w14:val="standardContextual"/>
             </w:rPr>
           </w:pPr>
-          <w:hyperlink w:anchor="_Toc242491599" w:history="1">
+          <w:hyperlink w:anchor="_Toc242495205" w:history="1">
             <w:r>
               <w:rPr>
                 <w:rStyle w:val="af4"/>
@@ -5577,7 +5577,7 @@
                 <w:noProof/>
                 <w:webHidden/>
               </w:rPr>
-              <w:instrText xml:space="preserve"> PAGEREF _Toc242491599 \h </w:instrText>
+              <w:instrText xml:space="preserve"> PAGEREF _Toc242495205 \h </w:instrText>
             </w:r>
             <w:r>
               <w:rPr>
@@ -5597,7 +5597,7 @@
                 <w:noProof/>
                 <w:webHidden/>
               </w:rPr>
-              <w:t>38</w:t>
+              <w:t>39</w:t>
             </w:r>
             <w:r>
               <w:rPr>
@@ -5621,7 +5621,7 @@
               <w14:ligatures w14:val="standardContextual"/>
             </w:rPr>
           </w:pPr>
-          <w:hyperlink w:anchor="_Toc242491600" w:history="1">
+          <w:hyperlink w:anchor="_Toc242495206" w:history="1">
             <w:r>
               <w:rPr>
                 <w:rStyle w:val="af4"/>
@@ -5648,7 +5648,7 @@
                 <w:noProof/>
                 <w:webHidden/>
               </w:rPr>
-              <w:instrText xml:space="preserve"> PAGEREF _Toc242491600 \h </w:instrText>
+              <w:instrText xml:space="preserve"> PAGEREF _Toc242495206 \h </w:instrText>
             </w:r>
             <w:r>
               <w:rPr>
@@ -5668,7 +5668,7 @@
                 <w:noProof/>
                 <w:webHidden/>
               </w:rPr>
-              <w:t>38</w:t>
+              <w:t>39</w:t>
             </w:r>
             <w:r>
               <w:rPr>
@@ -5692,7 +5692,7 @@
               <w14:ligatures w14:val="standardContextual"/>
             </w:rPr>
           </w:pPr>
-          <w:hyperlink w:anchor="_Toc242491601" w:history="1">
+          <w:hyperlink w:anchor="_Toc242495207" w:history="1">
             <w:r>
               <w:rPr>
                 <w:rStyle w:val="af4"/>
@@ -5719,7 +5719,7 @@
                 <w:noProof/>
                 <w:webHidden/>
               </w:rPr>
-              <w:instrText xml:space="preserve"> PAGEREF _Toc242491601 \h </w:instrText>
+              <w:instrText xml:space="preserve"> PAGEREF _Toc242495207 \h </w:instrText>
             </w:r>
             <w:r>
               <w:rPr>
@@ -5739,7 +5739,7 @@
                 <w:noProof/>
                 <w:webHidden/>
               </w:rPr>
-              <w:t>39</w:t>
+              <w:t>40</w:t>
             </w:r>
             <w:r>
               <w:rPr>
@@ -5766,7 +5766,7 @@
               <w14:ligatures w14:val="standardContextual"/>
             </w:rPr>
           </w:pPr>
-          <w:hyperlink w:anchor="_Toc242491602" w:history="1">
+          <w:hyperlink w:anchor="_Toc242495208" w:history="1">
             <w:r>
               <w:rPr>
                 <w:rStyle w:val="af4"/>
@@ -5801,7 +5801,7 @@
                 <w:noProof/>
                 <w:webHidden/>
               </w:rPr>
-              <w:instrText xml:space="preserve"> PAGEREF _Toc242491602 \h </w:instrText>
+              <w:instrText xml:space="preserve"> PAGEREF _Toc242495208 \h </w:instrText>
             </w:r>
             <w:r>
               <w:rPr>
@@ -5821,7 +5821,7 @@
                 <w:noProof/>
                 <w:webHidden/>
               </w:rPr>
-              <w:t>39</w:t>
+              <w:t>40</w:t>
             </w:r>
             <w:r>
               <w:rPr>
@@ -5848,7 +5848,7 @@
               <w14:ligatures w14:val="standardContextual"/>
             </w:rPr>
           </w:pPr>
-          <w:hyperlink w:anchor="_Toc242491603" w:history="1">
+          <w:hyperlink w:anchor="_Toc242495209" w:history="1">
             <w:r>
               <w:rPr>
                 <w:rStyle w:val="af4"/>
@@ -5875,7 +5875,7 @@
                 <w:noProof/>
                 <w:webHidden/>
               </w:rPr>
-              <w:instrText xml:space="preserve"> PAGEREF _Toc242491603 \h </w:instrText>
+              <w:instrText xml:space="preserve"> PAGEREF _Toc242495209 \h </w:instrText>
             </w:r>
             <w:r>
               <w:rPr>
@@ -5895,7 +5895,7 @@
                 <w:noProof/>
                 <w:webHidden/>
               </w:rPr>
-              <w:t>39</w:t>
+              <w:t>40</w:t>
             </w:r>
             <w:r>
               <w:rPr>
@@ -5919,7 +5919,7 @@
               <w14:ligatures w14:val="standardContextual"/>
             </w:rPr>
           </w:pPr>
-          <w:hyperlink w:anchor="_Toc242491604" w:history="1">
+          <w:hyperlink w:anchor="_Toc242495210" w:history="1">
             <w:r>
               <w:rPr>
                 <w:rStyle w:val="af4"/>
@@ -5946,7 +5946,7 @@
                 <w:noProof/>
                 <w:webHidden/>
               </w:rPr>
-              <w:instrText xml:space="preserve"> PAGEREF _Toc242491604 \h </w:instrText>
+              <w:instrText xml:space="preserve"> PAGEREF _Toc242495210 \h </w:instrText>
             </w:r>
             <w:r>
               <w:rPr>
@@ -5966,7 +5966,7 @@
                 <w:noProof/>
                 <w:webHidden/>
               </w:rPr>
-              <w:t>39</w:t>
+              <w:t>40</w:t>
             </w:r>
             <w:r>
               <w:rPr>
@@ -5990,7 +5990,7 @@
               <w14:ligatures w14:val="standardContextual"/>
             </w:rPr>
           </w:pPr>
-          <w:hyperlink w:anchor="_Toc242491605" w:history="1">
+          <w:hyperlink w:anchor="_Toc242495211" w:history="1">
             <w:r>
               <w:rPr>
                 <w:rStyle w:val="af4"/>
@@ -6017,7 +6017,7 @@
                 <w:noProof/>
                 <w:webHidden/>
               </w:rPr>
-              <w:instrText xml:space="preserve"> PAGEREF _Toc242491605 \h </w:instrText>
+              <w:instrText xml:space="preserve"> PAGEREF _Toc242495211 \h </w:instrText>
             </w:r>
             <w:r>
               <w:rPr>
@@ -6037,7 +6037,7 @@
                 <w:noProof/>
                 <w:webHidden/>
               </w:rPr>
-              <w:t>39</w:t>
+              <w:t>40</w:t>
             </w:r>
             <w:r>
               <w:rPr>
@@ -6064,7 +6064,7 @@
               <w14:ligatures w14:val="standardContextual"/>
             </w:rPr>
           </w:pPr>
-          <w:hyperlink w:anchor="_Toc242491606" w:history="1">
+          <w:hyperlink w:anchor="_Toc242495212" w:history="1">
             <w:r>
               <w:rPr>
                 <w:rStyle w:val="af4"/>
@@ -6091,7 +6091,7 @@
                 <w:noProof/>
                 <w:webHidden/>
               </w:rPr>
-              <w:instrText xml:space="preserve"> PAGEREF _Toc242491606 \h </w:instrText>
+              <w:instrText xml:space="preserve"> PAGEREF _Toc242495212 \h </w:instrText>
             </w:r>
             <w:r>
               <w:rPr>
@@ -6111,7 +6111,7 @@
                 <w:noProof/>
                 <w:webHidden/>
               </w:rPr>
-              <w:t>39</w:t>
+              <w:t>40</w:t>
             </w:r>
             <w:r>
               <w:rPr>
@@ -6135,7 +6135,7 @@
               <w14:ligatures w14:val="standardContextual"/>
             </w:rPr>
           </w:pPr>
-          <w:hyperlink w:anchor="_Toc242491607" w:history="1">
+          <w:hyperlink w:anchor="_Toc242495213" w:history="1">
             <w:r>
               <w:rPr>
                 <w:rStyle w:val="af4"/>
@@ -6162,7 +6162,7 @@
                 <w:noProof/>
                 <w:webHidden/>
               </w:rPr>
-              <w:instrText xml:space="preserve"> PAGEREF _Toc242491607 \h </w:instrText>
+              <w:instrText xml:space="preserve"> PAGEREF _Toc242495213 \h </w:instrText>
             </w:r>
             <w:r>
               <w:rPr>
@@ -6182,7 +6182,7 @@
                 <w:noProof/>
                 <w:webHidden/>
               </w:rPr>
-              <w:t>39</w:t>
+              <w:t>40</w:t>
             </w:r>
             <w:r>
               <w:rPr>
@@ -6206,7 +6206,7 @@
               <w14:ligatures w14:val="standardContextual"/>
             </w:rPr>
           </w:pPr>
-          <w:hyperlink w:anchor="_Toc242491608" w:history="1">
+          <w:hyperlink w:anchor="_Toc242495214" w:history="1">
             <w:r>
               <w:rPr>
                 <w:rStyle w:val="af4"/>
@@ -6233,7 +6233,7 @@
                 <w:noProof/>
                 <w:webHidden/>
               </w:rPr>
-              <w:instrText xml:space="preserve"> PAGEREF _Toc242491608 \h </w:instrText>
+              <w:instrText xml:space="preserve"> PAGEREF _Toc242495214 \h </w:instrText>
             </w:r>
             <w:r>
               <w:rPr>
@@ -6253,7 +6253,7 @@
                 <w:noProof/>
                 <w:webHidden/>
               </w:rPr>
-              <w:t>40</w:t>
+              <w:t>41</w:t>
             </w:r>
             <w:r>
               <w:rPr>
@@ -6277,7 +6277,7 @@
               <w14:ligatures w14:val="standardContextual"/>
             </w:rPr>
           </w:pPr>
-          <w:hyperlink w:anchor="_Toc242491609" w:history="1">
+          <w:hyperlink w:anchor="_Toc242495215" w:history="1">
             <w:r>
               <w:rPr>
                 <w:rStyle w:val="af4"/>
@@ -6304,7 +6304,7 @@
                 <w:noProof/>
                 <w:webHidden/>
               </w:rPr>
-              <w:instrText xml:space="preserve"> PAGEREF _Toc242491609 \h </w:instrText>
+              <w:instrText xml:space="preserve"> PAGEREF _Toc242495215 \h </w:instrText>
             </w:r>
             <w:r>
               <w:rPr>
@@ -6324,7 +6324,7 @@
                 <w:noProof/>
                 <w:webHidden/>
               </w:rPr>
-              <w:t>40</w:t>
+              <w:t>41</w:t>
             </w:r>
             <w:r>
               <w:rPr>
@@ -6351,7 +6351,7 @@
               <w14:ligatures w14:val="standardContextual"/>
             </w:rPr>
           </w:pPr>
-          <w:hyperlink w:anchor="_Toc242491610" w:history="1">
+          <w:hyperlink w:anchor="_Toc242495216" w:history="1">
             <w:r>
               <w:rPr>
                 <w:rStyle w:val="af4"/>
@@ -6378,7 +6378,7 @@
                 <w:noProof/>
                 <w:webHidden/>
               </w:rPr>
-              <w:instrText xml:space="preserve"> PAGEREF _Toc242491610 \h </w:instrText>
+              <w:instrText xml:space="preserve"> PAGEREF _Toc242495216 \h </w:instrText>
             </w:r>
             <w:r>
               <w:rPr>
@@ -6398,7 +6398,7 @@
                 <w:noProof/>
                 <w:webHidden/>
               </w:rPr>
-              <w:t>40</w:t>
+              <w:t>41</w:t>
             </w:r>
             <w:r>
               <w:rPr>
@@ -6422,7 +6422,7 @@
               <w14:ligatures w14:val="standardContextual"/>
             </w:rPr>
           </w:pPr>
-          <w:hyperlink w:anchor="_Toc242491611" w:history="1">
+          <w:hyperlink w:anchor="_Toc242495217" w:history="1">
             <w:r>
               <w:rPr>
                 <w:rStyle w:val="af4"/>
@@ -6449,7 +6449,7 @@
                 <w:noProof/>
                 <w:webHidden/>
               </w:rPr>
-              <w:instrText xml:space="preserve"> PAGEREF _Toc242491611 \h </w:instrText>
+              <w:instrText xml:space="preserve"> PAGEREF _Toc242495217 \h </w:instrText>
             </w:r>
             <w:r>
               <w:rPr>
@@ -6469,7 +6469,7 @@
                 <w:noProof/>
                 <w:webHidden/>
               </w:rPr>
-              <w:t>40</w:t>
+              <w:t>41</w:t>
             </w:r>
             <w:r>
               <w:rPr>
@@ -6493,7 +6493,7 @@
               <w14:ligatures w14:val="standardContextual"/>
             </w:rPr>
           </w:pPr>
-          <w:hyperlink w:anchor="_Toc242491612" w:history="1">
+          <w:hyperlink w:anchor="_Toc242495218" w:history="1">
             <w:r>
               <w:rPr>
                 <w:rStyle w:val="af4"/>
@@ -6520,7 +6520,7 @@
                 <w:noProof/>
                 <w:webHidden/>
               </w:rPr>
-              <w:instrText xml:space="preserve"> PAGEREF _Toc242491612 \h </w:instrText>
+              <w:instrText xml:space="preserve"> PAGEREF _Toc242495218 \h </w:instrText>
             </w:r>
             <w:r>
               <w:rPr>
@@ -6540,7 +6540,7 @@
                 <w:noProof/>
                 <w:webHidden/>
               </w:rPr>
-              <w:t>41</w:t>
+              <w:t>42</w:t>
             </w:r>
             <w:r>
               <w:rPr>
@@ -6564,7 +6564,7 @@
               <w14:ligatures w14:val="standardContextual"/>
             </w:rPr>
           </w:pPr>
-          <w:hyperlink w:anchor="_Toc242491613" w:history="1">
+          <w:hyperlink w:anchor="_Toc242495219" w:history="1">
             <w:r>
               <w:rPr>
                 <w:rStyle w:val="af4"/>
@@ -6591,7 +6591,7 @@
                 <w:noProof/>
                 <w:webHidden/>
               </w:rPr>
-              <w:instrText xml:space="preserve"> PAGEREF _Toc242491613 \h </w:instrText>
+              <w:instrText xml:space="preserve"> PAGEREF _Toc242495219 \h </w:instrText>
             </w:r>
             <w:r>
               <w:rPr>
@@ -6611,7 +6611,7 @@
                 <w:noProof/>
                 <w:webHidden/>
               </w:rPr>
-              <w:t>41</w:t>
+              <w:t>42</w:t>
             </w:r>
             <w:r>
               <w:rPr>
@@ -6638,7 +6638,7 @@
               <w14:ligatures w14:val="standardContextual"/>
             </w:rPr>
           </w:pPr>
-          <w:hyperlink w:anchor="_Toc242491614" w:history="1">
+          <w:hyperlink w:anchor="_Toc242495220" w:history="1">
             <w:r>
               <w:rPr>
                 <w:rStyle w:val="af4"/>
@@ -6665,7 +6665,7 @@
                 <w:noProof/>
                 <w:webHidden/>
               </w:rPr>
-              <w:instrText xml:space="preserve"> PAGEREF _Toc242491614 \h </w:instrText>
+              <w:instrText xml:space="preserve"> PAGEREF _Toc242495220 \h </w:instrText>
             </w:r>
             <w:r>
               <w:rPr>
@@ -6685,7 +6685,7 @@
                 <w:noProof/>
                 <w:webHidden/>
               </w:rPr>
-              <w:t>41</w:t>
+              <w:t>42</w:t>
             </w:r>
             <w:r>
               <w:rPr>
@@ -6709,7 +6709,7 @@
               <w14:ligatures w14:val="standardContextual"/>
             </w:rPr>
           </w:pPr>
-          <w:hyperlink w:anchor="_Toc242491615" w:history="1">
+          <w:hyperlink w:anchor="_Toc242495221" w:history="1">
             <w:r>
               <w:rPr>
                 <w:rStyle w:val="af4"/>
@@ -6736,7 +6736,7 @@
                 <w:noProof/>
                 <w:webHidden/>
               </w:rPr>
-              <w:instrText xml:space="preserve"> PAGEREF _Toc242491615 \h </w:instrText>
+              <w:instrText xml:space="preserve"> PAGEREF _Toc242495221 \h </w:instrText>
             </w:r>
             <w:r>
               <w:rPr>
@@ -6756,7 +6756,7 @@
                 <w:noProof/>
                 <w:webHidden/>
               </w:rPr>
-              <w:t>41</w:t>
+              <w:t>42</w:t>
             </w:r>
             <w:r>
               <w:rPr>
@@ -6780,7 +6780,7 @@
               <w14:ligatures w14:val="standardContextual"/>
             </w:rPr>
           </w:pPr>
-          <w:hyperlink w:anchor="_Toc242491616" w:history="1">
+          <w:hyperlink w:anchor="_Toc242495222" w:history="1">
             <w:r>
               <w:rPr>
                 <w:rStyle w:val="af4"/>
@@ -6807,7 +6807,7 @@
                 <w:noProof/>
                 <w:webHidden/>
               </w:rPr>
-              <w:instrText xml:space="preserve"> PAGEREF _Toc242491616 \h </w:instrText>
+              <w:instrText xml:space="preserve"> PAGEREF _Toc242495222 \h </w:instrText>
             </w:r>
             <w:r>
               <w:rPr>
@@ -6827,7 +6827,7 @@
                 <w:noProof/>
                 <w:webHidden/>
               </w:rPr>
-              <w:t>41</w:t>
+              <w:t>42</w:t>
             </w:r>
             <w:r>
               <w:rPr>
@@ -6854,7 +6854,7 @@
               <w14:ligatures w14:val="standardContextual"/>
             </w:rPr>
           </w:pPr>
-          <w:hyperlink w:anchor="_Toc242491617" w:history="1">
+          <w:hyperlink w:anchor="_Toc242495223" w:history="1">
             <w:r>
               <w:rPr>
                 <w:rStyle w:val="af4"/>
@@ -6881,7 +6881,7 @@
                 <w:noProof/>
                 <w:webHidden/>
               </w:rPr>
-              <w:instrText xml:space="preserve"> PAGEREF _Toc242491617 \h </w:instrText>
+              <w:instrText xml:space="preserve"> PAGEREF _Toc242495223 \h </w:instrText>
             </w:r>
             <w:r>
               <w:rPr>
@@ -6901,7 +6901,7 @@
                 <w:noProof/>
                 <w:webHidden/>
               </w:rPr>
-              <w:t>42</w:t>
+              <w:t>43</w:t>
             </w:r>
             <w:r>
               <w:rPr>
@@ -6928,7 +6928,7 @@
               <w14:ligatures w14:val="standardContextual"/>
             </w:rPr>
           </w:pPr>
-          <w:hyperlink w:anchor="_Toc242491618" w:history="1">
+          <w:hyperlink w:anchor="_Toc242495224" w:history="1">
             <w:r>
               <w:rPr>
                 <w:rStyle w:val="af4"/>
@@ -6955,7 +6955,7 @@
                 <w:noProof/>
                 <w:webHidden/>
               </w:rPr>
-              <w:instrText xml:space="preserve"> PAGEREF _Toc242491618 \h </w:instrText>
+              <w:instrText xml:space="preserve"> PAGEREF _Toc242495224 \h </w:instrText>
             </w:r>
             <w:r>
               <w:rPr>
@@ -6975,7 +6975,7 @@
                 <w:noProof/>
                 <w:webHidden/>
               </w:rPr>
-              <w:t>42</w:t>
+              <w:t>43</w:t>
             </w:r>
             <w:r>
               <w:rPr>
@@ -7002,7 +7002,7 @@
               <w14:ligatures w14:val="standardContextual"/>
             </w:rPr>
           </w:pPr>
-          <w:hyperlink w:anchor="_Toc242491619" w:history="1">
+          <w:hyperlink w:anchor="_Toc242495225" w:history="1">
             <w:r>
               <w:rPr>
                 <w:rStyle w:val="af4"/>
@@ -7029,7 +7029,7 @@
                 <w:noProof/>
                 <w:webHidden/>
               </w:rPr>
-              <w:instrText xml:space="preserve"> PAGEREF _Toc242491619 \h </w:instrText>
+              <w:instrText xml:space="preserve"> PAGEREF _Toc242495225 \h </w:instrText>
             </w:r>
             <w:r>
               <w:rPr>
@@ -7049,7 +7049,7 @@
                 <w:noProof/>
                 <w:webHidden/>
               </w:rPr>
-              <w:t>42</w:t>
+              <w:t>43</w:t>
             </w:r>
             <w:r>
               <w:rPr>
@@ -7076,7 +7076,7 @@
               <w14:ligatures w14:val="standardContextual"/>
             </w:rPr>
           </w:pPr>
-          <w:hyperlink w:anchor="_Toc242491620" w:history="1">
+          <w:hyperlink w:anchor="_Toc242495226" w:history="1">
             <w:r>
               <w:rPr>
                 <w:rStyle w:val="af4"/>
@@ -7103,7 +7103,7 @@
                 <w:noProof/>
                 <w:webHidden/>
               </w:rPr>
-              <w:instrText xml:space="preserve"> PAGEREF _Toc242491620 \h </w:instrText>
+              <w:instrText xml:space="preserve"> PAGEREF _Toc242495226 \h </w:instrText>
             </w:r>
             <w:r>
               <w:rPr>
@@ -7123,7 +7123,7 @@
                 <w:noProof/>
                 <w:webHidden/>
               </w:rPr>
-              <w:t>42</w:t>
+              <w:t>43</w:t>
             </w:r>
             <w:r>
               <w:rPr>
@@ -7150,7 +7150,7 @@
               <w14:ligatures w14:val="standardContextual"/>
             </w:rPr>
           </w:pPr>
-          <w:hyperlink w:anchor="_Toc242491621" w:history="1">
+          <w:hyperlink w:anchor="_Toc242495227" w:history="1">
             <w:r>
               <w:rPr>
                 <w:rStyle w:val="af4"/>
@@ -7177,7 +7177,7 @@
                 <w:noProof/>
                 <w:webHidden/>
               </w:rPr>
-              <w:instrText xml:space="preserve"> PAGEREF _Toc242491621 \h </w:instrText>
+              <w:instrText xml:space="preserve"> PAGEREF _Toc242495227 \h </w:instrText>
             </w:r>
             <w:r>
               <w:rPr>
@@ -7197,7 +7197,7 @@
                 <w:noProof/>
                 <w:webHidden/>
               </w:rPr>
-              <w:t>42</w:t>
+              <w:t>43</w:t>
             </w:r>
             <w:r>
               <w:rPr>
@@ -7224,7 +7224,7 @@
               <w14:ligatures w14:val="standardContextual"/>
             </w:rPr>
           </w:pPr>
-          <w:hyperlink w:anchor="_Toc242491622" w:history="1">
+          <w:hyperlink w:anchor="_Toc242495228" w:history="1">
             <w:r>
               <w:rPr>
                 <w:rStyle w:val="af4"/>
@@ -7251,7 +7251,7 @@
                 <w:noProof/>
                 <w:webHidden/>
               </w:rPr>
-              <w:instrText xml:space="preserve"> PAGEREF _Toc242491622 \h </w:instrText>
+              <w:instrText xml:space="preserve"> PAGEREF _Toc242495228 \h </w:instrText>
             </w:r>
             <w:r>
               <w:rPr>
@@ -7271,7 +7271,7 @@
                 <w:noProof/>
                 <w:webHidden/>
               </w:rPr>
-              <w:t>43</w:t>
+              <w:t>44</w:t>
             </w:r>
             <w:r>
               <w:rPr>
@@ -7298,7 +7298,7 @@
               <w14:ligatures w14:val="standardContextual"/>
             </w:rPr>
           </w:pPr>
-          <w:hyperlink w:anchor="_Toc242491623" w:history="1">
+          <w:hyperlink w:anchor="_Toc242495229" w:history="1">
             <w:r>
               <w:rPr>
                 <w:rStyle w:val="af4"/>
@@ -7325,7 +7325,7 @@
                 <w:noProof/>
                 <w:webHidden/>
               </w:rPr>
-              <w:instrText xml:space="preserve"> PAGEREF _Toc242491623 \h </w:instrText>
+              <w:instrText xml:space="preserve"> PAGEREF _Toc242495229 \h </w:instrText>
             </w:r>
             <w:r>
               <w:rPr>
@@ -7345,7 +7345,7 @@
                 <w:noProof/>
                 <w:webHidden/>
               </w:rPr>
-              <w:t>43</w:t>
+              <w:t>44</w:t>
             </w:r>
             <w:r>
               <w:rPr>
@@ -7372,7 +7372,7 @@
               <w14:ligatures w14:val="standardContextual"/>
             </w:rPr>
           </w:pPr>
-          <w:hyperlink w:anchor="_Toc242491624" w:history="1">
+          <w:hyperlink w:anchor="_Toc242495230" w:history="1">
             <w:r>
               <w:rPr>
                 <w:rStyle w:val="af4"/>
@@ -7399,7 +7399,7 @@
                 <w:noProof/>
                 <w:webHidden/>
               </w:rPr>
-              <w:instrText xml:space="preserve"> PAGEREF _Toc242491624 \h </w:instrText>
+              <w:instrText xml:space="preserve"> PAGEREF _Toc242495230 \h </w:instrText>
             </w:r>
             <w:r>
               <w:rPr>
@@ -7419,7 +7419,7 @@
                 <w:noProof/>
                 <w:webHidden/>
               </w:rPr>
-              <w:t>43</w:t>
+              <w:t>44</w:t>
             </w:r>
             <w:r>
               <w:rPr>
@@ -7446,7 +7446,7 @@
               <w14:ligatures w14:val="standardContextual"/>
             </w:rPr>
           </w:pPr>
-          <w:hyperlink w:anchor="_Toc242491625" w:history="1">
+          <w:hyperlink w:anchor="_Toc242495231" w:history="1">
             <w:r>
               <w:rPr>
                 <w:rStyle w:val="af4"/>
@@ -7473,7 +7473,7 @@
                 <w:noProof/>
                 <w:webHidden/>
               </w:rPr>
-              <w:instrText xml:space="preserve"> PAGEREF _Toc242491625 \h </w:instrText>
+              <w:instrText xml:space="preserve"> PAGEREF _Toc242495231 \h </w:instrText>
             </w:r>
             <w:r>
               <w:rPr>
@@ -7493,7 +7493,7 @@
                 <w:noProof/>
                 <w:webHidden/>
               </w:rPr>
-              <w:t>44</w:t>
+              <w:t>45</w:t>
             </w:r>
             <w:r>
               <w:rPr>
@@ -7520,7 +7520,7 @@
               <w14:ligatures w14:val="standardContextual"/>
             </w:rPr>
           </w:pPr>
-          <w:hyperlink w:anchor="_Toc242491626" w:history="1">
+          <w:hyperlink w:anchor="_Toc242495232" w:history="1">
             <w:r>
               <w:rPr>
                 <w:rStyle w:val="af4"/>
@@ -7547,7 +7547,7 @@
                 <w:noProof/>
                 <w:webHidden/>
               </w:rPr>
-              <w:instrText xml:space="preserve"> PAGEREF _Toc242491626 \h </w:instrText>
+              <w:instrText xml:space="preserve"> PAGEREF _Toc242495232 \h </w:instrText>
             </w:r>
             <w:r>
               <w:rPr>
@@ -7567,7 +7567,7 @@
                 <w:noProof/>
                 <w:webHidden/>
               </w:rPr>
-              <w:t>44</w:t>
+              <w:t>45</w:t>
             </w:r>
             <w:r>
               <w:rPr>
@@ -7594,7 +7594,7 @@
               <w14:ligatures w14:val="standardContextual"/>
             </w:rPr>
           </w:pPr>
-          <w:hyperlink w:anchor="_Toc242491627" w:history="1">
+          <w:hyperlink w:anchor="_Toc242495233" w:history="1">
             <w:r>
               <w:rPr>
                 <w:rStyle w:val="af4"/>
@@ -7621,7 +7621,7 @@
                 <w:noProof/>
                 <w:webHidden/>
               </w:rPr>
-              <w:instrText xml:space="preserve"> PAGEREF _Toc242491627 \h </w:instrText>
+              <w:instrText xml:space="preserve"> PAGEREF _Toc242495233 \h </w:instrText>
             </w:r>
             <w:r>
               <w:rPr>
@@ -7641,7 +7641,7 @@
                 <w:noProof/>
                 <w:webHidden/>
               </w:rPr>
-              <w:t>44</w:t>
+              <w:t>45</w:t>
             </w:r>
             <w:r>
               <w:rPr>
@@ -7668,7 +7668,7 @@
               <w14:ligatures w14:val="standardContextual"/>
             </w:rPr>
           </w:pPr>
-          <w:hyperlink w:anchor="_Toc242491628" w:history="1">
+          <w:hyperlink w:anchor="_Toc242495234" w:history="1">
             <w:r>
               <w:rPr>
                 <w:rStyle w:val="af4"/>
@@ -7695,7 +7695,7 @@
                 <w:noProof/>
                 <w:webHidden/>
               </w:rPr>
-              <w:instrText xml:space="preserve"> PAGEREF _Toc242491628 \h </w:instrText>
+              <w:instrText xml:space="preserve"> PAGEREF _Toc242495234 \h </w:instrText>
             </w:r>
             <w:r>
               <w:rPr>
@@ -7715,7 +7715,7 @@
                 <w:noProof/>
                 <w:webHidden/>
               </w:rPr>
-              <w:t>44</w:t>
+              <w:t>45</w:t>
             </w:r>
             <w:r>
               <w:rPr>
@@ -7742,7 +7742,7 @@
               <w14:ligatures w14:val="standardContextual"/>
             </w:rPr>
           </w:pPr>
-          <w:hyperlink w:anchor="_Toc242491629" w:history="1">
+          <w:hyperlink w:anchor="_Toc242495235" w:history="1">
             <w:r>
               <w:rPr>
                 <w:rStyle w:val="af4"/>
@@ -7769,7 +7769,7 @@
                 <w:noProof/>
                 <w:webHidden/>
               </w:rPr>
-              <w:instrText xml:space="preserve"> PAGEREF _Toc242491629 \h </w:instrText>
+              <w:instrText xml:space="preserve"> PAGEREF _Toc242495235 \h </w:instrText>
             </w:r>
             <w:r>
               <w:rPr>
@@ -7789,7 +7789,7 @@
                 <w:noProof/>
                 <w:webHidden/>
               </w:rPr>
-              <w:t>45</w:t>
+              <w:t>46</w:t>
             </w:r>
             <w:r>
               <w:rPr>
@@ -7816,7 +7816,7 @@
               <w14:ligatures w14:val="standardContextual"/>
             </w:rPr>
           </w:pPr>
-          <w:hyperlink w:anchor="_Toc242491630" w:history="1">
+          <w:hyperlink w:anchor="_Toc242495236" w:history="1">
             <w:r>
               <w:rPr>
                 <w:rStyle w:val="af4"/>
@@ -7843,7 +7843,7 @@
                 <w:noProof/>
                 <w:webHidden/>
               </w:rPr>
-              <w:instrText xml:space="preserve"> PAGEREF _Toc242491630 \h </w:instrText>
+              <w:instrText xml:space="preserve"> PAGEREF _Toc242495236 \h </w:instrText>
             </w:r>
             <w:r>
               <w:rPr>
@@ -7863,7 +7863,7 @@
                 <w:noProof/>
                 <w:webHidden/>
               </w:rPr>
-              <w:t>45</w:t>
+              <w:t>46</w:t>
             </w:r>
             <w:r>
               <w:rPr>
@@ -7890,7 +7890,7 @@
               <w14:ligatures w14:val="standardContextual"/>
             </w:rPr>
           </w:pPr>
-          <w:hyperlink w:anchor="_Toc242491631" w:history="1">
+          <w:hyperlink w:anchor="_Toc242495237" w:history="1">
             <w:r>
               <w:rPr>
                 <w:rStyle w:val="af4"/>
@@ -7917,7 +7917,7 @@
                 <w:noProof/>
                 <w:webHidden/>
               </w:rPr>
-              <w:instrText xml:space="preserve"> PAGEREF _Toc242491631 \h </w:instrText>
+              <w:instrText xml:space="preserve"> PAGEREF _Toc242495237 \h </w:instrText>
             </w:r>
             <w:r>
               <w:rPr>
@@ -7937,7 +7937,7 @@
                 <w:noProof/>
                 <w:webHidden/>
               </w:rPr>
-              <w:t>74</w:t>
+              <w:t>75</w:t>
             </w:r>
             <w:r>
               <w:rPr>
@@ -7964,7 +7964,7 @@
               <w14:ligatures w14:val="standardContextual"/>
             </w:rPr>
           </w:pPr>
-          <w:hyperlink w:anchor="_Toc242491632" w:history="1">
+          <w:hyperlink w:anchor="_Toc242495238" w:history="1">
             <w:r>
               <w:rPr>
                 <w:rStyle w:val="af4"/>
@@ -7991,7 +7991,7 @@
                 <w:noProof/>
                 <w:webHidden/>
               </w:rPr>
-              <w:instrText xml:space="preserve"> PAGEREF _Toc242491632 \h </w:instrText>
+              <w:instrText xml:space="preserve"> PAGEREF _Toc242495238 \h </w:instrText>
             </w:r>
             <w:r>
               <w:rPr>
@@ -8011,7 +8011,7 @@
                 <w:noProof/>
                 <w:webHidden/>
               </w:rPr>
-              <w:t>74</w:t>
+              <w:t>75</w:t>
             </w:r>
             <w:r>
               <w:rPr>
@@ -8038,7 +8038,7 @@
               <w14:ligatures w14:val="standardContextual"/>
             </w:rPr>
           </w:pPr>
-          <w:hyperlink w:anchor="_Toc242491633" w:history="1">
+          <w:hyperlink w:anchor="_Toc242495239" w:history="1">
             <w:r>
               <w:rPr>
                 <w:rStyle w:val="af4"/>
@@ -8065,7 +8065,7 @@
                 <w:noProof/>
                 <w:webHidden/>
               </w:rPr>
-              <w:instrText xml:space="preserve"> PAGEREF _Toc242491633 \h </w:instrText>
+              <w:instrText xml:space="preserve"> PAGEREF _Toc242495239 \h </w:instrText>
             </w:r>
             <w:r>
               <w:rPr>
@@ -8085,7 +8085,7 @@
                 <w:noProof/>
                 <w:webHidden/>
               </w:rPr>
-              <w:t>74</w:t>
+              <w:t>76</w:t>
             </w:r>
             <w:r>
               <w:rPr>
@@ -8116,7 +8116,7 @@
       <w:pPr>
         <w:pStyle w:val="1"/>
       </w:pPr>
-      <w:bookmarkStart w:id="0" w:name="_Toc242491528"/>
+      <w:bookmarkStart w:id="0" w:name="_Toc242495134"/>
       <w:r>
         <w:lastRenderedPageBreak/>
         <w:t>ВВЕДЕНИЕ</w:t>
@@ -8327,7 +8327,7 @@
       <w:pPr>
         <w:pStyle w:val="1"/>
       </w:pPr>
-      <w:bookmarkStart w:id="1" w:name="_Toc242491529"/>
+      <w:bookmarkStart w:id="1" w:name="_Toc242495135"/>
       <w:r>
         <w:t>1 АНАЛИЗ ПРЕДМЕТНОЙ ОБЛАСТИ</w:t>
       </w:r>
@@ -8337,7 +8337,7 @@
       <w:pPr>
         <w:pStyle w:val="2"/>
       </w:pPr>
-      <w:bookmarkStart w:id="2" w:name="_Toc242491530"/>
+      <w:bookmarkStart w:id="2" w:name="_Toc242495136"/>
       <w:r>
         <w:t>1.1 Проблематика и актуальность</w:t>
       </w:r>
@@ -8519,7 +8519,7 @@
       <w:pPr>
         <w:pStyle w:val="2"/>
       </w:pPr>
-      <w:bookmarkStart w:id="3" w:name="_Toc242491531"/>
+      <w:bookmarkStart w:id="3" w:name="_Toc242495137"/>
       <w:r>
         <w:t>1.2 Анализ существующих решений</w:t>
       </w:r>
@@ -8795,7 +8795,7 @@
       <w:pPr>
         <w:pStyle w:val="2"/>
       </w:pPr>
-      <w:bookmarkStart w:id="4" w:name="_Toc242491532"/>
+      <w:bookmarkStart w:id="4" w:name="_Toc242495138"/>
       <w:r>
         <w:lastRenderedPageBreak/>
         <w:t>1.3 Цель и задачи проекта</w:t>
@@ -8918,7 +8918,7 @@
       <w:pPr>
         <w:pStyle w:val="1"/>
       </w:pPr>
-      <w:bookmarkStart w:id="5" w:name="_Toc242491533"/>
+      <w:bookmarkStart w:id="5" w:name="_Toc242495139"/>
       <w:r>
         <w:t>2 ТЕХНИЧЕСКОЕ ЗАДАНИЕ</w:t>
       </w:r>
@@ -8928,7 +8928,7 @@
       <w:pPr>
         <w:pStyle w:val="2"/>
       </w:pPr>
-      <w:bookmarkStart w:id="6" w:name="_Toc242491534"/>
+      <w:bookmarkStart w:id="6" w:name="_Toc242495140"/>
       <w:r>
         <w:t>2.1 Назначение разработки</w:t>
       </w:r>
@@ -8967,7 +8967,7 @@
       <w:pPr>
         <w:pStyle w:val="2"/>
       </w:pPr>
-      <w:bookmarkStart w:id="7" w:name="_Toc242491535"/>
+      <w:bookmarkStart w:id="7" w:name="_Toc242495141"/>
       <w:r>
         <w:t>2.2 Функциональные требования</w:t>
       </w:r>
@@ -8977,7 +8977,7 @@
       <w:pPr>
         <w:pStyle w:val="3"/>
       </w:pPr>
-      <w:bookmarkStart w:id="8" w:name="_Toc242491536"/>
+      <w:bookmarkStart w:id="8" w:name="_Toc242495142"/>
       <w:r>
         <w:t>2.2.1 Основные функции</w:t>
       </w:r>
@@ -9225,7 +9225,7 @@
       <w:pPr>
         <w:pStyle w:val="3"/>
       </w:pPr>
-      <w:bookmarkStart w:id="9" w:name="_Toc242491537"/>
+      <w:bookmarkStart w:id="9" w:name="_Toc242495143"/>
       <w:r>
         <w:t>2.2.2 Дополнительные функции</w:t>
       </w:r>
@@ -9337,7 +9337,7 @@
       <w:pPr>
         <w:pStyle w:val="2"/>
       </w:pPr>
-      <w:bookmarkStart w:id="10" w:name="_Toc242491538"/>
+      <w:bookmarkStart w:id="10" w:name="_Toc242495144"/>
       <w:r>
         <w:t>2.3 Требования к интерфейсу пользователя</w:t>
       </w:r>
@@ -9347,7 +9347,7 @@
       <w:pPr>
         <w:pStyle w:val="3"/>
       </w:pPr>
-      <w:bookmarkStart w:id="11" w:name="_Toc242491539"/>
+      <w:bookmarkStart w:id="11" w:name="_Toc242495145"/>
       <w:r>
         <w:t>2.3.1 Общие требования</w:t>
       </w:r>
@@ -9429,7 +9429,7 @@
       <w:pPr>
         <w:pStyle w:val="3"/>
       </w:pPr>
-      <w:bookmarkStart w:id="12" w:name="_Toc242491540"/>
+      <w:bookmarkStart w:id="12" w:name="_Toc242495146"/>
       <w:r>
         <w:lastRenderedPageBreak/>
         <w:t>2.3.2 Структура интерфейса</w:t>
@@ -9553,7 +9553,7 @@
       <w:pPr>
         <w:pStyle w:val="2"/>
       </w:pPr>
-      <w:bookmarkStart w:id="13" w:name="_Toc242491541"/>
+      <w:bookmarkStart w:id="13" w:name="_Toc242495147"/>
       <w:r>
         <w:t>2.4 Требования к надежности и безопасности</w:t>
       </w:r>
@@ -9665,7 +9665,7 @@
       <w:pPr>
         <w:pStyle w:val="2"/>
       </w:pPr>
-      <w:bookmarkStart w:id="14" w:name="_Toc242491542"/>
+      <w:bookmarkStart w:id="14" w:name="_Toc242495148"/>
       <w:r>
         <w:t>2.5 Требования к эргономике</w:t>
       </w:r>
@@ -9796,7 +9796,7 @@
       <w:pPr>
         <w:pStyle w:val="2"/>
       </w:pPr>
-      <w:bookmarkStart w:id="15" w:name="_Toc242491543"/>
+      <w:bookmarkStart w:id="15" w:name="_Toc242495149"/>
       <w:r>
         <w:t>2.6 Стадии и этапы разработки</w:t>
       </w:r>
@@ -10041,7 +10041,7 @@
       <w:pPr>
         <w:pStyle w:val="1"/>
       </w:pPr>
-      <w:bookmarkStart w:id="16" w:name="_Toc242491544"/>
+      <w:bookmarkStart w:id="16" w:name="_Toc242495150"/>
       <w:r>
         <w:t>3 МОДЕЛИРОВАНИЕ И РАЗРАБОТКА ПРОГРАММЫ НА ОСНОВЕ ПРИНЦИПОВ ООП</w:t>
       </w:r>
@@ -10051,7 +10051,7 @@
       <w:pPr>
         <w:pStyle w:val="2"/>
       </w:pPr>
-      <w:bookmarkStart w:id="17" w:name="_Toc242491545"/>
+      <w:bookmarkStart w:id="17" w:name="_Toc242495151"/>
       <w:r>
         <w:t>3.1 Архитектура программного обеспечения</w:t>
       </w:r>
@@ -10278,7 +10278,7 @@
       <w:pPr>
         <w:pStyle w:val="2"/>
       </w:pPr>
-      <w:bookmarkStart w:id="18" w:name="_Toc242491546"/>
+      <w:bookmarkStart w:id="18" w:name="_Toc242495152"/>
       <w:r>
         <w:t>3.2 Проектирование классов</w:t>
       </w:r>
@@ -10288,7 +10288,7 @@
       <w:pPr>
         <w:pStyle w:val="3"/>
       </w:pPr>
-      <w:bookmarkStart w:id="19" w:name="_Toc242491547"/>
+      <w:bookmarkStart w:id="19" w:name="_Toc242495153"/>
       <w:r>
         <w:t>3.2.1 Класс Document</w:t>
       </w:r>
@@ -10545,7 +10545,7 @@
       <w:pPr>
         <w:pStyle w:val="3"/>
       </w:pPr>
-      <w:bookmarkStart w:id="20" w:name="_Toc242491548"/>
+      <w:bookmarkStart w:id="20" w:name="_Toc242495154"/>
       <w:r>
         <w:t>3.2.2 Класс DocumentStorage</w:t>
       </w:r>
@@ -10781,7 +10781,7 @@
       <w:pPr>
         <w:pStyle w:val="3"/>
       </w:pPr>
-      <w:bookmarkStart w:id="21" w:name="_Toc242491549"/>
+      <w:bookmarkStart w:id="21" w:name="_Toc242495155"/>
       <w:r>
         <w:t>3.2.3 Класс GUIWindow (неявный)</w:t>
       </w:r>
@@ -10848,7 +10848,7 @@
       <w:pPr>
         <w:pStyle w:val="2"/>
       </w:pPr>
-      <w:bookmarkStart w:id="22" w:name="_Toc242491550"/>
+      <w:bookmarkStart w:id="22" w:name="_Toc242495156"/>
       <w:r>
         <w:lastRenderedPageBreak/>
         <w:t>3.3 Диаграмма классов</w:t>
@@ -10857,6 +10857,8 @@
     </w:p>
     <w:p>
       <w:pPr>
+        <w:keepNext/>
+        <w:jc w:val="center"/>
         <w:rPr>
           <w:lang w:val="en-US"/>
         </w:rPr>
@@ -10867,8 +10869,8 @@
           <w:lang w:eastAsia="ru-RU"/>
         </w:rPr>
         <w:drawing>
-          <wp:inline distT="0" distB="0" distL="0" distR="0" wp14:anchorId="0CB088C4" wp14:editId="2438CDF3">
-            <wp:extent cx="5416153" cy="8199783"/>
+          <wp:inline distT="0" distB="0" distL="0" distR="0" wp14:anchorId="0CB088C4" wp14:editId="0656283C">
+            <wp:extent cx="5940000" cy="6885262"/>
             <wp:effectExtent l="0" t="0" r="0" b="0"/>
             <wp:docPr id="1205006925" name="Рисунок 4"/>
             <wp:cNvGraphicFramePr>
@@ -10896,7 +10898,7 @@
                   <pic:spPr>
                     <a:xfrm>
                       <a:off x="0" y="0"/>
-                      <a:ext cx="5415305" cy="8198499"/>
+                      <a:ext cx="5940000" cy="6885262"/>
                     </a:xfrm>
                     <a:prstGeom prst="rect">
                       <a:avLst/>
@@ -10920,7 +10922,7 @@
         <w:rPr>
           <w:bCs/>
         </w:rPr>
-        <w:t>Рисунок 1. Диаграмма классов</w:t>
+        <w:t>Рисунок 1 – Диаграмма классов</w:t>
       </w:r>
     </w:p>
     <w:p>
@@ -10935,7 +10937,7 @@
       <w:pPr>
         <w:pStyle w:val="2"/>
       </w:pPr>
-      <w:bookmarkStart w:id="23" w:name="_Toc242491551"/>
+      <w:bookmarkStart w:id="23" w:name="_Toc242495157"/>
       <w:r>
         <w:t>3.4 Алгоритмы и методы</w:t>
       </w:r>
@@ -10945,7 +10947,7 @@
       <w:pPr>
         <w:pStyle w:val="3"/>
       </w:pPr>
-      <w:bookmarkStart w:id="24" w:name="_Toc242491552"/>
+      <w:bookmarkStart w:id="24" w:name="_Toc242495158"/>
       <w:r>
         <w:t>3.4.1 Алгоритм триграммного поиска</w:t>
       </w:r>
@@ -10958,6 +10960,7 @@
     </w:p>
     <w:p>
       <w:r>
+        <w:lastRenderedPageBreak/>
         <w:t>Этапы алгоритма:</w:t>
       </w:r>
     </w:p>
@@ -11204,7 +11207,7 @@
       <w:pPr>
         <w:pStyle w:val="3"/>
       </w:pPr>
-      <w:bookmarkStart w:id="25" w:name="_Toc242491553"/>
+      <w:bookmarkStart w:id="25" w:name="_Toc242495159"/>
       <w:r>
         <w:t>3.4.2 Алгоритм сериализации данных</w:t>
       </w:r>
@@ -11305,7 +11308,6 @@
         </w:numPr>
       </w:pPr>
       <w:r>
-        <w:lastRenderedPageBreak/>
         <w:t>Экранирование специальных символов</w:t>
       </w:r>
     </w:p>
@@ -11335,8 +11337,9 @@
       <w:pPr>
         <w:pStyle w:val="2"/>
       </w:pPr>
-      <w:bookmarkStart w:id="26" w:name="_Toc242491554"/>
-      <w:r>
+      <w:bookmarkStart w:id="26" w:name="_Toc242495160"/>
+      <w:r>
+        <w:lastRenderedPageBreak/>
         <w:t>3.5 Проектирование базы данных</w:t>
       </w:r>
       <w:bookmarkEnd w:id="26"/>
@@ -11566,7 +11569,7 @@
       <w:pPr>
         <w:pStyle w:val="1"/>
       </w:pPr>
-      <w:bookmarkStart w:id="27" w:name="_Toc242491555"/>
+      <w:bookmarkStart w:id="27" w:name="_Toc242495161"/>
       <w:r>
         <w:t>4 ОПИСАНИЕ ПРОГРАММЫ</w:t>
       </w:r>
@@ -11576,7 +11579,7 @@
       <w:pPr>
         <w:pStyle w:val="2"/>
       </w:pPr>
-      <w:bookmarkStart w:id="28" w:name="_Toc242491556"/>
+      <w:bookmarkStart w:id="28" w:name="_Toc242495162"/>
       <w:r>
         <w:t>4.1 Функциональное назначение</w:t>
       </w:r>
@@ -11631,7 +11634,6 @@
         </w:numPr>
       </w:pPr>
       <w:r>
-        <w:lastRenderedPageBreak/>
         <w:t>Создание структурированного каталога</w:t>
       </w:r>
     </w:p>
@@ -11669,6 +11671,7 @@
           <w:b/>
           <w:bCs/>
         </w:rPr>
+        <w:lastRenderedPageBreak/>
         <w:t>Быстрый поиск</w:t>
       </w:r>
       <w:r>
@@ -11814,7 +11817,7 @@
       <w:pPr>
         <w:pStyle w:val="2"/>
       </w:pPr>
-      <w:bookmarkStart w:id="29" w:name="_Toc242491557"/>
+      <w:bookmarkStart w:id="29" w:name="_Toc242495163"/>
       <w:r>
         <w:t>4.2 Описание логической структуры</w:t>
       </w:r>
@@ -11824,7 +11827,7 @@
       <w:pPr>
         <w:pStyle w:val="3"/>
       </w:pPr>
-      <w:bookmarkStart w:id="30" w:name="_Toc242491558"/>
+      <w:bookmarkStart w:id="30" w:name="_Toc242495164"/>
       <w:r>
         <w:t>4.2.1 Модульная структура</w:t>
       </w:r>
@@ -11974,7 +11977,7 @@
       <w:pPr>
         <w:pStyle w:val="3"/>
       </w:pPr>
-      <w:bookmarkStart w:id="31" w:name="_Toc242491559"/>
+      <w:bookmarkStart w:id="31" w:name="_Toc242495165"/>
       <w:r>
         <w:lastRenderedPageBreak/>
         <w:t>4.2.2 Поток данных</w:t>
@@ -11983,7 +11986,7 @@
     </w:p>
     <w:p>
       <w:pPr>
-        <w:ind w:left="360"/>
+        <w:keepNext/>
         <w:jc w:val="center"/>
       </w:pPr>
       <w:r>
@@ -11993,7 +11996,7 @@
         </w:rPr>
         <w:drawing>
           <wp:inline distT="0" distB="0" distL="0" distR="0" wp14:anchorId="4D12F6BB" wp14:editId="4B7CE89E">
-            <wp:extent cx="2613992" cy="2781959"/>
+            <wp:extent cx="4320000" cy="5105454"/>
             <wp:effectExtent l="0" t="0" r="0" b="0"/>
             <wp:docPr id="1" name="Рисунок 1"/>
             <wp:cNvGraphicFramePr>
@@ -12015,7 +12018,7 @@
                   <pic:spPr>
                     <a:xfrm>
                       <a:off x="0" y="0"/>
-                      <a:ext cx="2615229" cy="2783276"/>
+                      <a:ext cx="4320000" cy="5105454"/>
                     </a:xfrm>
                     <a:prstGeom prst="rect">
                       <a:avLst/>
@@ -12034,14 +12037,14 @@
         <w:jc w:val="center"/>
       </w:pPr>
       <w:r>
-        <w:t>Рисунок 2. Поток данных.</w:t>
+        <w:t>Рисунок 2 – Поток данных</w:t>
       </w:r>
     </w:p>
     <w:p>
       <w:pPr>
         <w:pStyle w:val="3"/>
       </w:pPr>
-      <w:bookmarkStart w:id="32" w:name="_Toc242491560"/>
+      <w:bookmarkStart w:id="32" w:name="_Toc242495166"/>
       <w:r>
         <w:rPr>
           <w:rStyle w:val="af3"/>
@@ -12050,13 +12053,14 @@
           <w:bCs w:val="0"/>
           <w:color w:val="0F1115"/>
         </w:rPr>
+        <w:lastRenderedPageBreak/>
         <w:t>4.2.3 Структура данных в памяти</w:t>
       </w:r>
       <w:bookmarkEnd w:id="32"/>
     </w:p>
     <w:p>
       <w:pPr>
-        <w:ind w:left="360"/>
+        <w:keepNext/>
         <w:jc w:val="center"/>
       </w:pPr>
       <w:r>
@@ -12066,7 +12070,7 @@
         </w:rPr>
         <w:drawing>
           <wp:inline distT="0" distB="0" distL="0" distR="0" wp14:anchorId="3799A79A" wp14:editId="1CBF7DD0">
-            <wp:extent cx="4152900" cy="2990850"/>
+            <wp:extent cx="5940000" cy="4572000"/>
             <wp:effectExtent l="0" t="0" r="0" b="0"/>
             <wp:docPr id="2" name="Рисунок 2"/>
             <wp:cNvGraphicFramePr>
@@ -12088,7 +12092,7 @@
                   <pic:spPr>
                     <a:xfrm>
                       <a:off x="0" y="0"/>
-                      <a:ext cx="4152900" cy="2990850"/>
+                      <a:ext cx="5940000" cy="4572000"/>
                     </a:xfrm>
                     <a:prstGeom prst="rect">
                       <a:avLst/>
@@ -12106,7 +12110,7 @@
         <w:jc w:val="center"/>
       </w:pPr>
       <w:r>
-        <w:t>Рисунок 3. Структура данных в памяти.</w:t>
+        <w:t>Рисунок 3 – Структура данных в памяти</w:t>
       </w:r>
     </w:p>
     <w:p>
@@ -12117,7 +12121,7 @@
           <w:color w:val="0F1115"/>
         </w:rPr>
       </w:pPr>
-      <w:bookmarkStart w:id="33" w:name="_Toc242491561"/>
+      <w:bookmarkStart w:id="33" w:name="_Toc242495167"/>
       <w:r>
         <w:rPr>
           <w:rStyle w:val="af3"/>
@@ -12138,7 +12142,7 @@
           <w:color w:val="0F1115"/>
         </w:rPr>
       </w:pPr>
-      <w:bookmarkStart w:id="34" w:name="_Toc242491562"/>
+      <w:bookmarkStart w:id="34" w:name="_Toc242495168"/>
       <w:r>
         <w:rPr>
           <w:rStyle w:val="af3"/>
@@ -12282,7 +12286,6 @@
           <w:sz w:val="28"/>
           <w:szCs w:val="28"/>
         </w:rPr>
-        <w:lastRenderedPageBreak/>
         <w:t>Путь к файлу (строка, обязательное поле)</w:t>
       </w:r>
     </w:p>
@@ -12487,7 +12490,7 @@
           <w:color w:val="0F1115"/>
         </w:rPr>
       </w:pPr>
-      <w:bookmarkStart w:id="35" w:name="_Toc242491563"/>
+      <w:bookmarkStart w:id="35" w:name="_Toc242495169"/>
       <w:r>
         <w:rPr>
           <w:rStyle w:val="af3"/>
@@ -12496,6 +12499,7 @@
           <w:bCs w:val="0"/>
           <w:color w:val="0F1115"/>
         </w:rPr>
+        <w:lastRenderedPageBreak/>
         <w:t>4.3.2 Источники входных данных</w:t>
       </w:r>
       <w:bookmarkEnd w:id="35"/>
@@ -12621,7 +12625,7 @@
           <w:szCs w:val="28"/>
         </w:rPr>
       </w:pPr>
-      <w:bookmarkStart w:id="36" w:name="_Toc242491564"/>
+      <w:bookmarkStart w:id="36" w:name="_Toc242495170"/>
       <w:r>
         <w:rPr>
           <w:rStyle w:val="af3"/>
@@ -12643,7 +12647,7 @@
           <w:color w:val="0F1115"/>
         </w:rPr>
       </w:pPr>
-      <w:bookmarkStart w:id="37" w:name="_Toc242491565"/>
+      <w:bookmarkStart w:id="37" w:name="_Toc242495171"/>
       <w:r>
         <w:rPr>
           <w:rStyle w:val="af3"/>
@@ -12984,7 +12988,7 @@
           <w:color w:val="0F1115"/>
         </w:rPr>
       </w:pPr>
-      <w:bookmarkStart w:id="38" w:name="_Toc242491566"/>
+      <w:bookmarkStart w:id="38" w:name="_Toc242495172"/>
       <w:r>
         <w:rPr>
           <w:rStyle w:val="af3"/>
@@ -13296,7 +13300,6 @@
           <w:sz w:val="28"/>
           <w:szCs w:val="28"/>
         </w:rPr>
-        <w:lastRenderedPageBreak/>
         <w:t>Ошибки доступа к файлам</w:t>
       </w:r>
     </w:p>
@@ -13334,7 +13337,7 @@
           <w:szCs w:val="28"/>
         </w:rPr>
       </w:pPr>
-      <w:bookmarkStart w:id="39" w:name="_Toc242491567"/>
+      <w:bookmarkStart w:id="39" w:name="_Toc242495173"/>
       <w:r>
         <w:rPr>
           <w:rStyle w:val="af3"/>
@@ -13356,7 +13359,7 @@
           <w:color w:val="0F1115"/>
         </w:rPr>
       </w:pPr>
-      <w:bookmarkStart w:id="40" w:name="_Toc242491568"/>
+      <w:bookmarkStart w:id="40" w:name="_Toc242495174"/>
       <w:r>
         <w:rPr>
           <w:rStyle w:val="af3"/>
@@ -13450,6 +13453,7 @@
           <w:color w:val="0F1115"/>
           <w:lang w:eastAsia="ru-RU"/>
         </w:rPr>
+        <w:lastRenderedPageBreak/>
         <w:t>Инициализация и валидация</w:t>
       </w:r>
       <w:r>
@@ -14286,7 +14290,7 @@
           <w:color w:val="0F1115"/>
         </w:rPr>
       </w:pPr>
-      <w:bookmarkStart w:id="41" w:name="_Toc242491569"/>
+      <w:bookmarkStart w:id="41" w:name="_Toc242495175"/>
       <w:r>
         <w:rPr>
           <w:rStyle w:val="af3"/>
@@ -15159,7 +15163,7 @@
           <w:color w:val="0F1115"/>
         </w:rPr>
       </w:pPr>
-      <w:bookmarkStart w:id="42" w:name="_Toc242491570"/>
+      <w:bookmarkStart w:id="42" w:name="_Toc242495176"/>
       <w:r>
         <w:rPr>
           <w:rStyle w:val="af3"/>
@@ -15168,7 +15172,6 @@
           <w:bCs w:val="0"/>
           <w:color w:val="0F1115"/>
         </w:rPr>
-        <w:lastRenderedPageBreak/>
         <w:t>4.5.3 Модуль графического интерфейса</w:t>
       </w:r>
       <w:bookmarkEnd w:id="42"/>
@@ -15381,6 +15384,7 @@
           <w:sz w:val="28"/>
           <w:szCs w:val="28"/>
         </w:rPr>
+        <w:lastRenderedPageBreak/>
         <w:t>Диалоговые окна</w:t>
       </w:r>
       <w:r>
@@ -15631,7 +15635,7 @@
           <w:szCs w:val="28"/>
         </w:rPr>
       </w:pPr>
-      <w:bookmarkStart w:id="43" w:name="_Toc242491571"/>
+      <w:bookmarkStart w:id="43" w:name="_Toc242495177"/>
       <w:r>
         <w:rPr>
           <w:rStyle w:val="af3"/>
@@ -15656,7 +15660,7 @@
           <w:szCs w:val="28"/>
         </w:rPr>
       </w:pPr>
-      <w:bookmarkStart w:id="44" w:name="_Toc242491572"/>
+      <w:bookmarkStart w:id="44" w:name="_Toc242495178"/>
       <w:r>
         <w:rPr>
           <w:rStyle w:val="af3"/>
@@ -15773,7 +15777,7 @@
           <w:color w:val="0F1115"/>
         </w:rPr>
       </w:pPr>
-      <w:bookmarkStart w:id="45" w:name="_Toc242491573"/>
+      <w:bookmarkStart w:id="45" w:name="_Toc242495179"/>
       <w:r>
         <w:rPr>
           <w:rStyle w:val="af3"/>
@@ -16197,7 +16201,7 @@
           <w:color w:val="0F1115"/>
         </w:rPr>
       </w:pPr>
-      <w:bookmarkStart w:id="46" w:name="_Toc242491574"/>
+      <w:bookmarkStart w:id="46" w:name="_Toc242495180"/>
       <w:r>
         <w:rPr>
           <w:rStyle w:val="af3"/>
@@ -16206,7 +16210,6 @@
           <w:bCs w:val="0"/>
           <w:color w:val="0F1115"/>
         </w:rPr>
-        <w:lastRenderedPageBreak/>
         <w:t>4.6.3 Внешние зависимости</w:t>
       </w:r>
       <w:bookmarkEnd w:id="46"/>
@@ -16581,6 +16584,7 @@
           <w:szCs w:val="28"/>
           <w:lang w:val="en-US"/>
         </w:rPr>
+        <w:lastRenderedPageBreak/>
         <w:t>#</w:t>
       </w:r>
       <w:r>
@@ -16683,7 +16687,7 @@
           <w:color w:val="0F1115"/>
         </w:rPr>
       </w:pPr>
-      <w:bookmarkStart w:id="47" w:name="_Toc242491575"/>
+      <w:bookmarkStart w:id="47" w:name="_Toc242495181"/>
       <w:r>
         <w:rPr>
           <w:rStyle w:val="af3"/>
@@ -17132,7 +17136,7 @@
       <w:pPr>
         <w:pStyle w:val="1"/>
       </w:pPr>
-      <w:bookmarkStart w:id="48" w:name="_Toc242491576"/>
+      <w:bookmarkStart w:id="48" w:name="_Toc242495182"/>
       <w:r>
         <w:rPr>
           <w:rStyle w:val="af3"/>
@@ -17150,7 +17154,7 @@
       <w:pPr>
         <w:pStyle w:val="2"/>
       </w:pPr>
-      <w:bookmarkStart w:id="49" w:name="_Toc242491577"/>
+      <w:bookmarkStart w:id="49" w:name="_Toc242495183"/>
       <w:r>
         <w:rPr>
           <w:rStyle w:val="af3"/>
@@ -17293,7 +17297,7 @@
           <w:szCs w:val="28"/>
         </w:rPr>
       </w:pPr>
-      <w:bookmarkStart w:id="50" w:name="_Toc242491578"/>
+      <w:bookmarkStart w:id="50" w:name="_Toc242495184"/>
       <w:r>
         <w:rPr>
           <w:rStyle w:val="af3"/>
@@ -17315,7 +17319,7 @@
           <w:color w:val="0F1115"/>
         </w:rPr>
       </w:pPr>
-      <w:bookmarkStart w:id="51" w:name="_Toc242491579"/>
+      <w:bookmarkStart w:id="51" w:name="_Toc242495185"/>
       <w:r>
         <w:rPr>
           <w:rStyle w:val="af3"/>
@@ -17506,7 +17510,7 @@
           <w:color w:val="0F1115"/>
         </w:rPr>
       </w:pPr>
-      <w:bookmarkStart w:id="52" w:name="_Toc242491580"/>
+      <w:bookmarkStart w:id="52" w:name="_Toc242495186"/>
       <w:r>
         <w:rPr>
           <w:rStyle w:val="af3"/>
@@ -17515,7 +17519,6 @@
           <w:bCs w:val="0"/>
           <w:color w:val="0F1115"/>
         </w:rPr>
-        <w:lastRenderedPageBreak/>
         <w:t>5.2.2 Рекомендуемые требования</w:t>
       </w:r>
       <w:bookmarkEnd w:id="52"/>
@@ -17698,7 +17701,7 @@
           <w:color w:val="0F1115"/>
         </w:rPr>
       </w:pPr>
-      <w:bookmarkStart w:id="53" w:name="_Toc242491581"/>
+      <w:bookmarkStart w:id="53" w:name="_Toc242495187"/>
       <w:r>
         <w:rPr>
           <w:rStyle w:val="af3"/>
@@ -17794,6 +17797,7 @@
           <w:sz w:val="28"/>
           <w:szCs w:val="28"/>
         </w:rPr>
+        <w:lastRenderedPageBreak/>
         <w:t>Права доступа</w:t>
       </w:r>
       <w:r>
@@ -17817,7 +17821,7 @@
           <w:szCs w:val="28"/>
         </w:rPr>
       </w:pPr>
-      <w:bookmarkStart w:id="54" w:name="_Toc242491582"/>
+      <w:bookmarkStart w:id="54" w:name="_Toc242495188"/>
       <w:r>
         <w:rPr>
           <w:rStyle w:val="af3"/>
@@ -17840,7 +17844,7 @@
           <w:szCs w:val="28"/>
         </w:rPr>
       </w:pPr>
-      <w:bookmarkStart w:id="55" w:name="_Toc242491583"/>
+      <w:bookmarkStart w:id="55" w:name="_Toc242495189"/>
       <w:r>
         <w:rPr>
           <w:rStyle w:val="af3"/>
@@ -18233,7 +18237,7 @@
       <w:pPr>
         <w:pStyle w:val="3"/>
       </w:pPr>
-      <w:bookmarkStart w:id="56" w:name="_Toc242491584"/>
+      <w:bookmarkStart w:id="56" w:name="_Toc242495190"/>
       <w:r>
         <w:rPr>
           <w:rStyle w:val="af3"/>
@@ -18485,7 +18489,6 @@
           <w:sz w:val="28"/>
           <w:szCs w:val="28"/>
         </w:rPr>
-        <w:lastRenderedPageBreak/>
         <w:t>Инициализируется пустая база данных</w:t>
       </w:r>
     </w:p>
@@ -18526,7 +18529,7 @@
           <w:szCs w:val="28"/>
         </w:rPr>
       </w:pPr>
-      <w:bookmarkStart w:id="57" w:name="_Toc242491585"/>
+      <w:bookmarkStart w:id="57" w:name="_Toc242495191"/>
       <w:r>
         <w:rPr>
           <w:rStyle w:val="af3"/>
@@ -18536,6 +18539,7 @@
           <w:color w:val="0F1115"/>
           <w:szCs w:val="28"/>
         </w:rPr>
+        <w:lastRenderedPageBreak/>
         <w:t>5.4. Интерфейс пользователя.</w:t>
       </w:r>
       <w:bookmarkEnd w:id="57"/>
@@ -19413,7 +19417,7 @@
           <w:szCs w:val="28"/>
         </w:rPr>
       </w:pPr>
-      <w:bookmarkStart w:id="58" w:name="_Toc242491586"/>
+      <w:bookmarkStart w:id="58" w:name="_Toc242495192"/>
       <w:r>
         <w:rPr>
           <w:rStyle w:val="af3"/>
@@ -19431,7 +19435,7 @@
       <w:pPr>
         <w:pStyle w:val="3"/>
       </w:pPr>
-      <w:bookmarkStart w:id="59" w:name="_Toc242491587"/>
+      <w:bookmarkStart w:id="59" w:name="_Toc242495193"/>
       <w:r>
         <w:rPr>
           <w:rStyle w:val="af3"/>
@@ -19860,7 +19864,7 @@
       <w:pPr>
         <w:pStyle w:val="3"/>
       </w:pPr>
-      <w:bookmarkStart w:id="60" w:name="_Toc242491588"/>
+      <w:bookmarkStart w:id="60" w:name="_Toc242495194"/>
       <w:r>
         <w:rPr>
           <w:rStyle w:val="af3"/>
@@ -20149,7 +20153,7 @@
           <w:color w:val="0F1115"/>
         </w:rPr>
       </w:pPr>
-      <w:bookmarkStart w:id="61" w:name="_Toc242491589"/>
+      <w:bookmarkStart w:id="61" w:name="_Toc242495195"/>
       <w:r>
         <w:rPr>
           <w:rStyle w:val="af3"/>
@@ -20387,7 +20391,7 @@
           <w:color w:val="0F1115"/>
         </w:rPr>
       </w:pPr>
-      <w:bookmarkStart w:id="62" w:name="_Toc242491590"/>
+      <w:bookmarkStart w:id="62" w:name="_Toc242495196"/>
       <w:r>
         <w:rPr>
           <w:rStyle w:val="af3"/>
@@ -20782,7 +20786,7 @@
           <w:color w:val="0F1115"/>
         </w:rPr>
       </w:pPr>
-      <w:bookmarkStart w:id="63" w:name="_Toc242491591"/>
+      <w:bookmarkStart w:id="63" w:name="_Toc242495197"/>
       <w:r>
         <w:rPr>
           <w:rStyle w:val="af3"/>
@@ -21109,7 +21113,7 @@
           <w:color w:val="0F1115"/>
         </w:rPr>
       </w:pPr>
-      <w:bookmarkStart w:id="64" w:name="_Toc242491592"/>
+      <w:bookmarkStart w:id="64" w:name="_Toc242495198"/>
       <w:r>
         <w:rPr>
           <w:rStyle w:val="af3"/>
@@ -21369,7 +21373,7 @@
           <w:color w:val="0F1115"/>
         </w:rPr>
       </w:pPr>
-      <w:bookmarkStart w:id="65" w:name="_Toc242491593"/>
+      <w:bookmarkStart w:id="65" w:name="_Toc242495199"/>
       <w:r>
         <w:rPr>
           <w:rStyle w:val="af3"/>
@@ -21538,7 +21542,7 @@
           <w:szCs w:val="28"/>
         </w:rPr>
       </w:pPr>
-      <w:bookmarkStart w:id="66" w:name="_Toc242491594"/>
+      <w:bookmarkStart w:id="66" w:name="_Toc242495200"/>
       <w:r>
         <w:rPr>
           <w:rStyle w:val="af3"/>
@@ -21561,7 +21565,7 @@
           <w:szCs w:val="28"/>
         </w:rPr>
       </w:pPr>
-      <w:bookmarkStart w:id="67" w:name="_Toc242491595"/>
+      <w:bookmarkStart w:id="67" w:name="_Toc242495201"/>
       <w:r>
         <w:rPr>
           <w:rStyle w:val="af3"/>
@@ -21685,7 +21689,7 @@
           <w:color w:val="0F1115"/>
         </w:rPr>
       </w:pPr>
-      <w:bookmarkStart w:id="68" w:name="_Toc242491596"/>
+      <w:bookmarkStart w:id="68" w:name="_Toc242495202"/>
       <w:r>
         <w:rPr>
           <w:rStyle w:val="af3"/>
@@ -22686,7 +22690,7 @@
           <w:szCs w:val="28"/>
         </w:rPr>
       </w:pPr>
-      <w:bookmarkStart w:id="69" w:name="_Toc242491597"/>
+      <w:bookmarkStart w:id="69" w:name="_Toc242495203"/>
       <w:r>
         <w:rPr>
           <w:rStyle w:val="af3"/>
@@ -22712,7 +22716,7 @@
           <w:szCs w:val="28"/>
         </w:rPr>
       </w:pPr>
-      <w:bookmarkStart w:id="70" w:name="_Toc242491598"/>
+      <w:bookmarkStart w:id="70" w:name="_Toc242495204"/>
       <w:r>
         <w:rPr>
           <w:rStyle w:val="af3"/>
@@ -23122,7 +23126,7 @@
           <w:color w:val="0F1115"/>
         </w:rPr>
       </w:pPr>
-      <w:bookmarkStart w:id="71" w:name="_Toc242491599"/>
+      <w:bookmarkStart w:id="71" w:name="_Toc242495205"/>
       <w:r>
         <w:rPr>
           <w:rStyle w:val="af3"/>
@@ -23468,7 +23472,7 @@
           <w:color w:val="0F1115"/>
         </w:rPr>
       </w:pPr>
-      <w:bookmarkStart w:id="72" w:name="_Toc242491600"/>
+      <w:bookmarkStart w:id="72" w:name="_Toc242495206"/>
       <w:r>
         <w:rPr>
           <w:rStyle w:val="af3"/>
@@ -23749,7 +23753,7 @@
           <w:color w:val="0F1115"/>
         </w:rPr>
       </w:pPr>
-      <w:bookmarkStart w:id="73" w:name="_Toc242491601"/>
+      <w:bookmarkStart w:id="73" w:name="_Toc242495207"/>
       <w:r>
         <w:rPr>
           <w:rStyle w:val="af3"/>
@@ -23898,7 +23902,7 @@
       <w:pPr>
         <w:pStyle w:val="1"/>
       </w:pPr>
-      <w:bookmarkStart w:id="74" w:name="_Toc242491602"/>
+      <w:bookmarkStart w:id="74" w:name="_Toc242495208"/>
       <w:r>
         <w:rPr>
           <w:rStyle w:val="af3"/>
@@ -23934,7 +23938,7 @@
           <w:szCs w:val="28"/>
         </w:rPr>
       </w:pPr>
-      <w:bookmarkStart w:id="75" w:name="_Toc242491603"/>
+      <w:bookmarkStart w:id="75" w:name="_Toc242495209"/>
       <w:r>
         <w:rPr>
           <w:rStyle w:val="af3"/>
@@ -23956,7 +23960,7 @@
           <w:color w:val="0F1115"/>
         </w:rPr>
       </w:pPr>
-      <w:bookmarkStart w:id="76" w:name="_Toc242491604"/>
+      <w:bookmarkStart w:id="76" w:name="_Toc242495210"/>
       <w:r>
         <w:rPr>
           <w:rStyle w:val="af3"/>
@@ -24423,7 +24427,7 @@
           <w:color w:val="0F1115"/>
         </w:rPr>
       </w:pPr>
-      <w:bookmarkStart w:id="77" w:name="_Toc242491605"/>
+      <w:bookmarkStart w:id="77" w:name="_Toc242495211"/>
       <w:r>
         <w:rPr>
           <w:rStyle w:val="af3"/>
@@ -24565,7 +24569,7 @@
           <w:szCs w:val="28"/>
         </w:rPr>
       </w:pPr>
-      <w:bookmarkStart w:id="78" w:name="_Toc242491606"/>
+      <w:bookmarkStart w:id="78" w:name="_Toc242495212"/>
       <w:r>
         <w:rPr>
           <w:rStyle w:val="af3"/>
@@ -24587,7 +24591,7 @@
           <w:color w:val="0F1115"/>
         </w:rPr>
       </w:pPr>
-      <w:bookmarkStart w:id="79" w:name="_Toc242491607"/>
+      <w:bookmarkStart w:id="79" w:name="_Toc242495213"/>
       <w:r>
         <w:rPr>
           <w:rStyle w:val="af3"/>
@@ -24796,7 +24800,7 @@
           <w:color w:val="0F1115"/>
         </w:rPr>
       </w:pPr>
-      <w:bookmarkStart w:id="80" w:name="_Toc242491608"/>
+      <w:bookmarkStart w:id="80" w:name="_Toc242495214"/>
       <w:r>
         <w:rPr>
           <w:rStyle w:val="af3"/>
@@ -25004,7 +25008,7 @@
           <w:color w:val="0F1115"/>
         </w:rPr>
       </w:pPr>
-      <w:bookmarkStart w:id="81" w:name="_Toc242491609"/>
+      <w:bookmarkStart w:id="81" w:name="_Toc242495215"/>
       <w:r>
         <w:rPr>
           <w:rStyle w:val="af3"/>
@@ -25213,7 +25217,7 @@
           <w:szCs w:val="28"/>
         </w:rPr>
       </w:pPr>
-      <w:bookmarkStart w:id="82" w:name="_Toc242491610"/>
+      <w:bookmarkStart w:id="82" w:name="_Toc242495216"/>
       <w:r>
         <w:rPr>
           <w:rStyle w:val="af3"/>
@@ -25238,7 +25242,7 @@
           <w:color w:val="0F1115"/>
         </w:rPr>
       </w:pPr>
-      <w:bookmarkStart w:id="83" w:name="_Toc242491611"/>
+      <w:bookmarkStart w:id="83" w:name="_Toc242495217"/>
       <w:r>
         <w:rPr>
           <w:rStyle w:val="af3"/>
@@ -25599,7 +25603,7 @@
           <w:color w:val="0F1115"/>
         </w:rPr>
       </w:pPr>
-      <w:bookmarkStart w:id="84" w:name="_Toc242491612"/>
+      <w:bookmarkStart w:id="84" w:name="_Toc242495218"/>
       <w:r>
         <w:rPr>
           <w:rStyle w:val="af3"/>
@@ -25838,7 +25842,7 @@
           <w:color w:val="0F1115"/>
         </w:rPr>
       </w:pPr>
-      <w:bookmarkStart w:id="85" w:name="_Toc242491613"/>
+      <w:bookmarkStart w:id="85" w:name="_Toc242495219"/>
       <w:r>
         <w:rPr>
           <w:rStyle w:val="af3"/>
@@ -26096,7 +26100,7 @@
           <w:szCs w:val="28"/>
         </w:rPr>
       </w:pPr>
-      <w:bookmarkStart w:id="86" w:name="_Toc242491614"/>
+      <w:bookmarkStart w:id="86" w:name="_Toc242495220"/>
       <w:r>
         <w:rPr>
           <w:rStyle w:val="af3"/>
@@ -26118,7 +26122,7 @@
           <w:color w:val="0F1115"/>
         </w:rPr>
       </w:pPr>
-      <w:bookmarkStart w:id="87" w:name="_Toc242491615"/>
+      <w:bookmarkStart w:id="87" w:name="_Toc242495221"/>
       <w:r>
         <w:rPr>
           <w:rStyle w:val="af3"/>
@@ -26413,7 +26417,7 @@
           <w:color w:val="0F1115"/>
         </w:rPr>
       </w:pPr>
-      <w:bookmarkStart w:id="88" w:name="_Toc242491616"/>
+      <w:bookmarkStart w:id="88" w:name="_Toc242495222"/>
       <w:r>
         <w:rPr>
           <w:rStyle w:val="af3"/>
@@ -26666,7 +26670,7 @@
       <w:pPr>
         <w:pStyle w:val="1"/>
       </w:pPr>
-      <w:bookmarkStart w:id="89" w:name="_Toc242491617"/>
+      <w:bookmarkStart w:id="89" w:name="_Toc242495223"/>
       <w:r>
         <w:rPr>
           <w:rStyle w:val="af3"/>
@@ -26711,7 +26715,7 @@
           <w:szCs w:val="28"/>
         </w:rPr>
       </w:pPr>
-      <w:bookmarkStart w:id="90" w:name="_Toc242491618"/>
+      <w:bookmarkStart w:id="90" w:name="_Toc242495224"/>
       <w:r>
         <w:rPr>
           <w:rStyle w:val="af3"/>
@@ -27061,7 +27065,7 @@
           <w:szCs w:val="28"/>
         </w:rPr>
       </w:pPr>
-      <w:bookmarkStart w:id="91" w:name="_Toc242491619"/>
+      <w:bookmarkStart w:id="91" w:name="_Toc242495225"/>
       <w:r>
         <w:rPr>
           <w:rStyle w:val="af3"/>
@@ -27204,7 +27208,7 @@
           <w:szCs w:val="28"/>
         </w:rPr>
       </w:pPr>
-      <w:bookmarkStart w:id="92" w:name="_Toc242491620"/>
+      <w:bookmarkStart w:id="92" w:name="_Toc242495226"/>
       <w:r>
         <w:rPr>
           <w:rStyle w:val="af3"/>
@@ -27445,7 +27449,7 @@
           <w:szCs w:val="28"/>
         </w:rPr>
       </w:pPr>
-      <w:bookmarkStart w:id="93" w:name="_Toc242491621"/>
+      <w:bookmarkStart w:id="93" w:name="_Toc242495227"/>
       <w:r>
         <w:rPr>
           <w:rStyle w:val="af3"/>
@@ -27821,7 +27825,7 @@
           <w:szCs w:val="28"/>
         </w:rPr>
       </w:pPr>
-      <w:bookmarkStart w:id="94" w:name="_Toc242491622"/>
+      <w:bookmarkStart w:id="94" w:name="_Toc242495228"/>
       <w:r>
         <w:rPr>
           <w:rStyle w:val="af3"/>
@@ -28025,7 +28029,7 @@
       <w:pPr>
         <w:pStyle w:val="1"/>
       </w:pPr>
-      <w:bookmarkStart w:id="95" w:name="_Toc242491623"/>
+      <w:bookmarkStart w:id="95" w:name="_Toc242495229"/>
       <w:r>
         <w:rPr>
           <w:rStyle w:val="af3"/>
@@ -28043,7 +28047,7 @@
       <w:pPr>
         <w:pStyle w:val="2"/>
       </w:pPr>
-      <w:bookmarkStart w:id="96" w:name="_Toc242491624"/>
+      <w:bookmarkStart w:id="96" w:name="_Toc242495230"/>
       <w:r>
         <w:rPr>
           <w:rStyle w:val="af3"/>
@@ -28166,7 +28170,7 @@
           <w:szCs w:val="28"/>
         </w:rPr>
       </w:pPr>
-      <w:bookmarkStart w:id="97" w:name="_Toc242491625"/>
+      <w:bookmarkStart w:id="97" w:name="_Toc242495231"/>
       <w:r>
         <w:rPr>
           <w:rStyle w:val="af3"/>
@@ -28340,7 +28344,7 @@
           <w:szCs w:val="28"/>
         </w:rPr>
       </w:pPr>
-      <w:bookmarkStart w:id="98" w:name="_Toc242491626"/>
+      <w:bookmarkStart w:id="98" w:name="_Toc242495232"/>
       <w:r>
         <w:rPr>
           <w:rStyle w:val="af3"/>
@@ -28471,7 +28475,7 @@
           <w:szCs w:val="28"/>
         </w:rPr>
       </w:pPr>
-      <w:bookmarkStart w:id="99" w:name="_Toc242491627"/>
+      <w:bookmarkStart w:id="99" w:name="_Toc242495233"/>
       <w:r>
         <w:rPr>
           <w:rStyle w:val="af3"/>
@@ -28686,7 +28690,7 @@
           <w:szCs w:val="28"/>
         </w:rPr>
       </w:pPr>
-      <w:bookmarkStart w:id="100" w:name="_Toc242491628"/>
+      <w:bookmarkStart w:id="100" w:name="_Toc242495234"/>
       <w:r>
         <w:rPr>
           <w:rStyle w:val="af3"/>
@@ -28834,7 +28838,7 @@
         <w:lastRenderedPageBreak/>
         <w:t xml:space="preserve"> </w:t>
       </w:r>
-      <w:bookmarkStart w:id="101" w:name="_Toc242491629"/>
+      <w:bookmarkStart w:id="101" w:name="_Toc242495235"/>
       <w:r>
         <w:rPr>
           <w:rStyle w:val="af3"/>
@@ -28855,7 +28859,7 @@
           <w:color w:val="0F1115"/>
         </w:rPr>
       </w:pPr>
-      <w:bookmarkStart w:id="102" w:name="_Toc242491630"/>
+      <w:bookmarkStart w:id="102" w:name="_Toc242495236"/>
       <w:r>
         <w:rPr>
           <w:rStyle w:val="af3"/>
@@ -44132,7 +44136,7 @@
           <w:color w:val="0F1115"/>
         </w:rPr>
       </w:pPr>
-      <w:bookmarkStart w:id="103" w:name="_Toc242491631"/>
+      <w:bookmarkStart w:id="103" w:name="_Toc242495237"/>
       <w:r>
         <w:rPr>
           <w:rStyle w:val="af3"/>
@@ -44148,6 +44152,7 @@
     </w:p>
     <w:p>
       <w:pPr>
+        <w:keepNext/>
         <w:jc w:val="center"/>
       </w:pPr>
       <w:r>
@@ -44157,7 +44162,7 @@
         </w:rPr>
         <w:drawing>
           <wp:inline distT="0" distB="0" distL="0" distR="0" wp14:anchorId="44012862" wp14:editId="10040276">
-            <wp:extent cx="5940425" cy="4727080"/>
+            <wp:extent cx="5940000" cy="6940421"/>
             <wp:effectExtent l="0" t="0" r="3175" b="0"/>
             <wp:docPr id="3" name="Рисунок 3"/>
             <wp:cNvGraphicFramePr>
@@ -44179,7 +44184,7 @@
                   <pic:spPr>
                     <a:xfrm>
                       <a:off x="0" y="0"/>
-                      <a:ext cx="5940425" cy="4727080"/>
+                      <a:ext cx="5940000" cy="6940421"/>
                     </a:xfrm>
                     <a:prstGeom prst="rect">
                       <a:avLst/>
@@ -44194,13 +44199,27 @@
     </w:p>
     <w:p>
       <w:pPr>
+        <w:jc w:val="center"/>
+        <w:rPr>
+          <w:bCs/>
+        </w:rPr>
+      </w:pPr>
+      <w:r>
+        <w:rPr>
+          <w:bCs/>
+        </w:rPr>
+        <w:t>Рисунок Б.1 – Диаграмма последовательности добавления документа</w:t>
+      </w:r>
+    </w:p>
+    <w:p>
+      <w:pPr>
         <w:pStyle w:val="2"/>
         <w:rPr>
           <w:rFonts w:cs="Times New Roman"/>
           <w:color w:val="0F1115"/>
         </w:rPr>
       </w:pPr>
-      <w:bookmarkStart w:id="104" w:name="_Toc242491632"/>
+      <w:bookmarkStart w:id="104" w:name="_Toc242495238"/>
       <w:r>
         <w:rPr>
           <w:rStyle w:val="af3"/>
@@ -44244,6 +44263,7 @@
           </w:p>
           <w:p>
             <w:r>
+              <w:lastRenderedPageBreak/>
               <w:t>Архитектурный план;Васильев Василий Васильевич;25.03.2023;C:\Plans\architecture.dwg</w:t>
             </w:r>
           </w:p>
@@ -44268,7 +44288,7 @@
           <w:color w:val="0F1115"/>
         </w:rPr>
       </w:pPr>
-      <w:bookmarkStart w:id="105" w:name="_Toc242491633"/>
+      <w:bookmarkStart w:id="105" w:name="_Toc242495239"/>
       <w:r>
         <w:rPr>
           <w:rStyle w:val="af3"/>
@@ -44277,6 +44297,7 @@
           <w:bCs w:val="0"/>
           <w:color w:val="0F1115"/>
         </w:rPr>
+        <w:lastRenderedPageBreak/>
         <w:t>Приложение Г. Руководство по установке</w:t>
       </w:r>
       <w:bookmarkEnd w:id="105"/>
@@ -44413,7 +44434,6 @@
           <w:sz w:val="28"/>
           <w:szCs w:val="28"/>
         </w:rPr>
-        <w:lastRenderedPageBreak/>
         <w:t>Установка</w:t>
       </w:r>
       <w:r>
